--- a/docs/requirements/acrme_complete_requirements_reference.docx
+++ b/docs/requirements/acrme_complete_requirements_reference.docx
@@ -2,7 +2,7 @@
 <file path=word/document.xml><?xml version="1.0" encoding="utf-8"?>
 <w:document xmlns:w="http://schemas.openxmlformats.org/wordprocessingml/2006/main" xmlns:m="http://schemas.openxmlformats.org/officeDocument/2006/math" xmlns:r="http://schemas.openxmlformats.org/officeDocument/2006/relationships" xmlns:o="urn:schemas-microsoft-com:office:office" xmlns:v="urn:schemas-microsoft-com:vml" xmlns:w10="urn:schemas-microsoft-com:office:word" xmlns:a="http://schemas.openxmlformats.org/drawingml/2006/main" xmlns:pic="http://schemas.openxmlformats.org/drawingml/2006/picture" xmlns:wp="http://schemas.openxmlformats.org/drawingml/2006/wordprocessingDrawing">
   <w:body>
-    <w:bookmarkStart w:id="46" w:name="acrme-complete-requirements-reference"/>
+    <w:bookmarkStart w:id="47" w:name="acrme-complete-requirements-reference"/>
     <w:p>
       <w:pPr>
         <w:pStyle w:val="Heading1"/>
@@ -4401,22 +4401,13 @@
     </w:p>
     <w:bookmarkEnd w:id="27"/>
     <w:bookmarkEnd w:id="28"/>
-    <w:bookmarkStart w:id="36" w:name="Xad2ed4bb9f718f3cd3d4ad12a310e3967fa0ed0"/>
+    <w:bookmarkStart w:id="29" w:name="X6dd26efaa8d305c5d81dc20a6aab15b3693f317"/>
     <w:p>
       <w:pPr>
         <w:pStyle w:val="Heading2"/>
       </w:pPr>
       <w:r>
-        <w:t xml:space="preserve">Part 2 — Non-Functional Requirements (NFR-1 through NFR-7)</w:t>
-      </w:r>
-    </w:p>
-    <w:bookmarkStart w:id="29" w:name="nfr-1-availability"/>
-    <w:p>
-      <w:pPr>
-        <w:pStyle w:val="Heading3"/>
-      </w:pPr>
-      <w:r>
-        <w:t xml:space="preserve">NFR-1 — Availability</w:t>
+        <w:t xml:space="preserve">Part 1A — v2.4 Reservation-Model Additions (Baseline v2.4)</w:t>
       </w:r>
     </w:p>
     <w:p>
@@ -4424,7 +4415,33 @@
         <w:pStyle w:val="FirstParagraph"/>
       </w:pPr>
       <w:r>
-        <w:t xml:space="preserve">Targets 99.9% uptime with zone redundancy and graceful degradation.</w:t>
+        <w:t xml:space="preserve">These requirements were folded into Requirements Baseline</w:t>
+      </w:r>
+      <w:r>
+        <w:t xml:space="preserve"> </w:t>
+      </w:r>
+      <w:r>
+        <w:rPr>
+          <w:bCs/>
+          <w:b/>
+        </w:rPr>
+        <w:t xml:space="preserve">v2.4</w:t>
+      </w:r>
+      <w:r>
+        <w:t xml:space="preserve"> </w:t>
+      </w:r>
+      <w:r>
+        <w:t xml:space="preserve">from the reviewed architecture-diagram gaps. They refine the capacity-reservation lifecycle (FR-1), availability-zone handling (FR-3), and regional placement (FR-6) above, and are specified normatively in ADR-002 (</w:t>
+      </w:r>
+      <w:r>
+        <w:rPr>
+          <w:iCs/>
+          <w:i/>
+        </w:rPr>
+        <w:t xml:space="preserve">Capacity Reservation Model (v2.4)</w:t>
+      </w:r>
+      <w:r>
+        <w:t xml:space="preserve">), the FDD (§4.1, §4.4), the TDD (§5.2, §8.1, §8.5, §10, §17), and the Calculation Logic Reference (Scenario 21 / Appendix A.9).</w:t>
       </w:r>
     </w:p>
     <w:tbl>
@@ -4451,7 +4468,7 @@
               <w:jc w:val="left"/>
             </w:pPr>
             <w:r>
-              <w:t xml:space="preserve">ID</w:t>
+              <w:t xml:space="preserve">Baseline ID</w:t>
             </w:r>
           </w:p>
         </w:tc>
@@ -4487,37 +4504,53 @@
               <w:jc w:val="left"/>
             </w:pPr>
             <w:r>
-              <w:t xml:space="preserve">Implementation</w:t>
-            </w:r>
-          </w:p>
-        </w:tc>
-      </w:tr>
-      <w:tr>
-        <w:tc>
-          <w:tcPr/>
-          <w:p>
-            <w:pPr>
-              <w:pStyle w:val="Compact"/>
-              <w:jc w:val="left"/>
-            </w:pPr>
-            <w:r>
-              <w:rPr>
-                <w:bCs/>
-                <w:b/>
-              </w:rPr>
-              <w:t xml:space="preserve">NFR-1.1</w:t>
-            </w:r>
-          </w:p>
-        </w:tc>
-        <w:tc>
-          <w:tcPr/>
-          <w:p>
-            <w:pPr>
-              <w:pStyle w:val="Compact"/>
-              <w:jc w:val="left"/>
-            </w:pPr>
-            <w:r>
-              <w:t xml:space="preserve">Target 99.9% availability (≤ 8.7 hours downtime/year) for API and control-plane operations</w:t>
+              <w:t xml:space="preserve">Implementation / cross-reference</w:t>
+            </w:r>
+          </w:p>
+        </w:tc>
+      </w:tr>
+      <w:tr>
+        <w:tc>
+          <w:tcPr/>
+          <w:p>
+            <w:pPr>
+              <w:pStyle w:val="Compact"/>
+              <w:jc w:val="left"/>
+            </w:pPr>
+            <w:r>
+              <w:rPr>
+                <w:bCs/>
+                <w:b/>
+              </w:rPr>
+              <w:t xml:space="preserve">CAP-001a</w:t>
+            </w:r>
+          </w:p>
+        </w:tc>
+        <w:tc>
+          <w:tcPr/>
+          <w:p>
+            <w:pPr>
+              <w:pStyle w:val="Compact"/>
+              <w:jc w:val="left"/>
+            </w:pPr>
+            <w:r>
+              <w:t xml:space="preserve">A shared</w:t>
+            </w:r>
+            <w:r>
+              <w:t xml:space="preserve"> </w:t>
+            </w:r>
+            <w:r>
+              <w:rPr>
+                <w:bCs/>
+                <w:b/>
+              </w:rPr>
+              <w:t xml:space="preserve">core subscription is classified entirely production</w:t>
+            </w:r>
+            <w:r>
+              <w:t xml:space="preserve"> </w:t>
+            </w:r>
+            <w:r>
+              <w:t xml:space="preserve">— every reservation it holds is governed under production rules regardless of workload label</w:t>
             </w:r>
           </w:p>
         </w:tc>
@@ -4541,37 +4574,57 @@
               <w:jc w:val="left"/>
             </w:pPr>
             <w:r>
-              <w:t xml:space="preserve">SLA target documented; E01-S11 (SLA Reporting) tracks uptime</w:t>
-            </w:r>
-          </w:p>
-        </w:tc>
-      </w:tr>
-      <w:tr>
-        <w:tc>
-          <w:tcPr/>
-          <w:p>
-            <w:pPr>
-              <w:pStyle w:val="Compact"/>
-              <w:jc w:val="left"/>
-            </w:pPr>
-            <w:r>
-              <w:rPr>
-                <w:bCs/>
-                <w:b/>
-              </w:rPr>
-              <w:t xml:space="preserve">NFR-1.2</w:t>
-            </w:r>
-          </w:p>
-        </w:tc>
-        <w:tc>
-          <w:tcPr/>
-          <w:p>
-            <w:pPr>
-              <w:pStyle w:val="Compact"/>
-              <w:jc w:val="left"/>
-            </w:pPr>
-            <w:r>
-              <w:t xml:space="preserve">Deploy across minimum two Availability Zones in primary region to eliminate single-zone dependency</w:t>
+              <w:t xml:space="preserve">Config/Scope-File classification; ADR-002 (v2.4); FDD §4.1; TDD §17</w:t>
+            </w:r>
+          </w:p>
+        </w:tc>
+      </w:tr>
+      <w:tr>
+        <w:tc>
+          <w:tcPr/>
+          <w:p>
+            <w:pPr>
+              <w:pStyle w:val="Compact"/>
+              <w:jc w:val="left"/>
+            </w:pPr>
+            <w:r>
+              <w:rPr>
+                <w:bCs/>
+                <w:b/>
+              </w:rPr>
+              <w:t xml:space="preserve">CAP-020</w:t>
+            </w:r>
+          </w:p>
+        </w:tc>
+        <w:tc>
+          <w:tcPr/>
+          <w:p>
+            <w:pPr>
+              <w:pStyle w:val="Compact"/>
+              <w:jc w:val="left"/>
+            </w:pPr>
+            <w:r>
+              <w:rPr>
+                <w:bCs/>
+                <w:b/>
+              </w:rPr>
+              <w:t xml:space="preserve">Availability-Set VMs are ineligible</w:t>
+            </w:r>
+            <w:r>
+              <w:t xml:space="preserve"> </w:t>
+            </w:r>
+            <w:r>
+              <w:t xml:space="preserve">for zonal capacity reservations (mutually exclusive Azure placement constructs) —</w:t>
+            </w:r>
+            <w:r>
+              <w:t xml:space="preserve"> </w:t>
+            </w:r>
+            <w:r>
+              <w:rPr>
+                <w:bCs/>
+                <w:b/>
+              </w:rPr>
+              <w:t xml:space="preserve">hard constraint HC-11</w:t>
             </w:r>
           </w:p>
         </w:tc>
@@ -4595,37 +4648,47 @@
               <w:jc w:val="left"/>
             </w:pPr>
             <w:r>
-              <w:t xml:space="preserve">AKS deployment model; two-node minimum per zone</w:t>
-            </w:r>
-          </w:p>
-        </w:tc>
-      </w:tr>
-      <w:tr>
-        <w:tc>
-          <w:tcPr/>
-          <w:p>
-            <w:pPr>
-              <w:pStyle w:val="Compact"/>
-              <w:jc w:val="left"/>
-            </w:pPr>
-            <w:r>
-              <w:rPr>
-                <w:bCs/>
-                <w:b/>
-              </w:rPr>
-              <w:t xml:space="preserve">NFR-1.3</w:t>
-            </w:r>
-          </w:p>
-        </w:tc>
-        <w:tc>
-          <w:tcPr/>
-          <w:p>
-            <w:pPr>
-              <w:pStyle w:val="Compact"/>
-              <w:jc w:val="left"/>
-            </w:pPr>
-            <w:r>
-              <w:t xml:space="preserve">State and configuration stores use zone-redundant storage with async cross-region replication for DR</w:t>
+              <w:t xml:space="preserve">Onboarding Validator eligibility gate; TDD §8.1; Hard Constraints Reference HC-11</w:t>
+            </w:r>
+          </w:p>
+        </w:tc>
+      </w:tr>
+      <w:tr>
+        <w:tc>
+          <w:tcPr/>
+          <w:p>
+            <w:pPr>
+              <w:pStyle w:val="Compact"/>
+              <w:jc w:val="left"/>
+            </w:pPr>
+            <w:r>
+              <w:rPr>
+                <w:bCs/>
+                <w:b/>
+              </w:rPr>
+              <w:t xml:space="preserve">CAP-021</w:t>
+            </w:r>
+          </w:p>
+        </w:tc>
+        <w:tc>
+          <w:tcPr/>
+          <w:p>
+            <w:pPr>
+              <w:pStyle w:val="Compact"/>
+              <w:jc w:val="left"/>
+            </w:pPr>
+            <w:r>
+              <w:rPr>
+                <w:bCs/>
+                <w:b/>
+              </w:rPr>
+              <w:t xml:space="preserve">Deallocate/redeploy-to-AZ onboarding precondition</w:t>
+            </w:r>
+            <w:r>
+              <w:t xml:space="preserve"> </w:t>
+            </w:r>
+            <w:r>
+              <w:t xml:space="preserve">— a non-zone-pinned VM is deallocated and redeployed into a target AZ before it can back a per-AZ reservation</w:t>
             </w:r>
           </w:p>
         </w:tc>
@@ -4649,37 +4712,72 @@
               <w:jc w:val="left"/>
             </w:pPr>
             <w:r>
-              <w:t xml:space="preserve">Cosmos DB (ZRS); Redis (zone-redundant); backup replication to secondary region</w:t>
-            </w:r>
-          </w:p>
-        </w:tc>
-      </w:tr>
-      <w:tr>
-        <w:tc>
-          <w:tcPr/>
-          <w:p>
-            <w:pPr>
-              <w:pStyle w:val="Compact"/>
-              <w:jc w:val="left"/>
-            </w:pPr>
-            <w:r>
-              <w:rPr>
-                <w:bCs/>
-                <w:b/>
-              </w:rPr>
-              <w:t xml:space="preserve">NFR-1.4</w:t>
-            </w:r>
-          </w:p>
-        </w:tc>
-        <w:tc>
-          <w:tcPr/>
-          <w:p>
-            <w:pPr>
-              <w:pStyle w:val="Compact"/>
-              <w:jc w:val="left"/>
-            </w:pPr>
-            <w:r>
-              <w:t xml:space="preserve">Implement circuit breakers on all outbound ARM API calls; degrade gracefully when ARM unavailable</w:t>
+              <w:t xml:space="preserve">Governed onboarding/migration workflow; TDD §8.1; ADR-002 (v2.4)</w:t>
+            </w:r>
+          </w:p>
+        </w:tc>
+      </w:tr>
+      <w:tr>
+        <w:tc>
+          <w:tcPr/>
+          <w:p>
+            <w:pPr>
+              <w:pStyle w:val="Compact"/>
+              <w:jc w:val="left"/>
+            </w:pPr>
+            <w:r>
+              <w:rPr>
+                <w:bCs/>
+                <w:b/>
+              </w:rPr>
+              <w:t xml:space="preserve">CAP-022</w:t>
+            </w:r>
+            <w:r>
+              <w:t xml:space="preserve"> </w:t>
+            </w:r>
+            <w:r>
+              <w:t xml:space="preserve">(extends CAP-009)</w:t>
+            </w:r>
+          </w:p>
+        </w:tc>
+        <w:tc>
+          <w:tcPr/>
+          <w:p>
+            <w:pPr>
+              <w:pStyle w:val="Compact"/>
+              <w:jc w:val="left"/>
+            </w:pPr>
+            <w:r>
+              <w:rPr>
+                <w:bCs/>
+                <w:b/>
+              </w:rPr>
+              <w:t xml:space="preserve">Seed matrix</w:t>
+            </w:r>
+            <w:r>
+              <w:t xml:space="preserve"> </w:t>
+            </w:r>
+            <w:r>
+              <w:t xml:space="preserve">of count-0 (</w:t>
+            </w:r>
+            <w:r>
+              <w:rPr>
+                <w:rStyle w:val="VerbatimChar"/>
+              </w:rPr>
+              <w:t xml:space="preserve">seed</w:t>
+            </w:r>
+            <w:r>
+              <w:t xml:space="preserve">) reservations per eligible SKU×region×AZ, bounded by</w:t>
+            </w:r>
+            <w:r>
+              <w:t xml:space="preserve"> </w:t>
+            </w:r>
+            <w:r>
+              <w:rPr>
+                <w:bCs/>
+                <w:b/>
+              </w:rPr>
+              <w:t xml:space="preserve">per-product-team budget governance</w:t>
             </w:r>
           </w:p>
         </w:tc>
@@ -4703,7 +4801,458 @@
               <w:jc w:val="left"/>
             </w:pPr>
             <w:r>
-              <w:t xml:space="preserve">E01-S04 (Resilience Controls); Polly circuit breaker policy on ARM client</w:t>
+              <w:t xml:space="preserve">Extends FR-1.3 zero-size pattern; Inventory Collector + scope-file budget; ADR-002 (v2.4); FDD §4.1</w:t>
+            </w:r>
+          </w:p>
+        </w:tc>
+      </w:tr>
+      <w:tr>
+        <w:tc>
+          <w:tcPr/>
+          <w:p>
+            <w:pPr>
+              <w:pStyle w:val="Compact"/>
+              <w:jc w:val="left"/>
+            </w:pPr>
+            <w:r>
+              <w:rPr>
+                <w:bCs/>
+                <w:b/>
+              </w:rPr>
+              <w:t xml:space="preserve">CAP-023</w:t>
+            </w:r>
+            <w:r>
+              <w:t xml:space="preserve"> </w:t>
+            </w:r>
+            <w:r>
+              <w:t xml:space="preserve">(extends CAP-011)</w:t>
+            </w:r>
+          </w:p>
+        </w:tc>
+        <w:tc>
+          <w:tcPr/>
+          <w:p>
+            <w:pPr>
+              <w:pStyle w:val="Compact"/>
+              <w:jc w:val="left"/>
+            </w:pPr>
+            <w:r>
+              <w:t xml:space="preserve">Explicit</w:t>
+            </w:r>
+            <w:r>
+              <w:t xml:space="preserve"> </w:t>
+            </w:r>
+            <w:r>
+              <w:rPr>
+                <w:bCs/>
+                <w:b/>
+              </w:rPr>
+              <w:t xml:space="preserve">regional + per-AZ CRG structure per environment</w:t>
+            </w:r>
+            <w:r>
+              <w:t xml:space="preserve"> </w:t>
+            </w:r>
+            <w:r>
+              <w:t xml:space="preserve">(1 regional + N per-AZ CRGs)</w:t>
+            </w:r>
+          </w:p>
+        </w:tc>
+        <w:tc>
+          <w:tcPr/>
+          <w:p>
+            <w:pPr>
+              <w:pStyle w:val="Compact"/>
+              <w:jc w:val="left"/>
+            </w:pPr>
+            <w:r>
+              <w:t xml:space="preserve">✅ COVERED</w:t>
+            </w:r>
+          </w:p>
+        </w:tc>
+        <w:tc>
+          <w:tcPr/>
+          <w:p>
+            <w:pPr>
+              <w:pStyle w:val="Compact"/>
+              <w:jc w:val="left"/>
+            </w:pPr>
+            <w:r>
+              <w:t xml:space="preserve">Provisioning/topology; TDD §5.2, T3; ADR-002 (v2.4); naming per OPS-006</w:t>
+            </w:r>
+          </w:p>
+        </w:tc>
+      </w:tr>
+      <w:tr>
+        <w:tc>
+          <w:tcPr/>
+          <w:p>
+            <w:pPr>
+              <w:pStyle w:val="Compact"/>
+              <w:jc w:val="left"/>
+            </w:pPr>
+            <w:r>
+              <w:rPr>
+                <w:bCs/>
+                <w:b/>
+              </w:rPr>
+              <w:t xml:space="preserve">CAP-024</w:t>
+            </w:r>
+            <w:r>
+              <w:t xml:space="preserve"> </w:t>
+            </w:r>
+            <w:r>
+              <w:t xml:space="preserve">(reconciles CAP-019)</w:t>
+            </w:r>
+          </w:p>
+        </w:tc>
+        <w:tc>
+          <w:tcPr/>
+          <w:p>
+            <w:pPr>
+              <w:pStyle w:val="Compact"/>
+              <w:jc w:val="left"/>
+            </w:pPr>
+            <w:r>
+              <w:rPr>
+                <w:bCs/>
+                <w:b/>
+              </w:rPr>
+              <w:t xml:space="preserve">Reactive SKU/AZ discovery</w:t>
+            </w:r>
+            <w:r>
+              <w:t xml:space="preserve"> </w:t>
+            </w:r>
+            <w:r>
+              <w:t xml:space="preserve">auto-creates the backing reservation</w:t>
+            </w:r>
+            <w:r>
+              <w:t xml:space="preserve"> </w:t>
+            </w:r>
+            <w:r>
+              <w:rPr>
+                <w:bCs/>
+                <w:b/>
+              </w:rPr>
+              <w:t xml:space="preserve">and simultaneously raises a scope-file governance item</w:t>
+            </w:r>
+          </w:p>
+        </w:tc>
+        <w:tc>
+          <w:tcPr/>
+          <w:p>
+            <w:pPr>
+              <w:pStyle w:val="Compact"/>
+              <w:jc w:val="left"/>
+            </w:pPr>
+            <w:r>
+              <w:t xml:space="preserve">✅ COVERED</w:t>
+            </w:r>
+          </w:p>
+        </w:tc>
+        <w:tc>
+          <w:tcPr/>
+          <w:p>
+            <w:pPr>
+              <w:pStyle w:val="Compact"/>
+              <w:jc w:val="left"/>
+            </w:pPr>
+            <w:r>
+              <w:t xml:space="preserve">Inventory Collector + Governance &amp; Audit; ADR-002 (v2.4); FDD §4.1; TDD §17</w:t>
+            </w:r>
+          </w:p>
+        </w:tc>
+      </w:tr>
+      <w:tr>
+        <w:tc>
+          <w:tcPr/>
+          <w:p>
+            <w:pPr>
+              <w:pStyle w:val="Compact"/>
+              <w:jc w:val="left"/>
+            </w:pPr>
+            <w:r>
+              <w:rPr>
+                <w:bCs/>
+                <w:b/>
+              </w:rPr>
+              <w:t xml:space="preserve">CAP-008 / CAP-010</w:t>
+            </w:r>
+          </w:p>
+        </w:tc>
+        <w:tc>
+          <w:tcPr/>
+          <w:p>
+            <w:pPr>
+              <w:pStyle w:val="Compact"/>
+              <w:jc w:val="left"/>
+            </w:pPr>
+            <w:r>
+              <w:rPr>
+                <w:bCs/>
+                <w:b/>
+              </w:rPr>
+              <w:t xml:space="preserve">Decommissioning-workflow boundary</w:t>
+            </w:r>
+            <w:r>
+              <w:t xml:space="preserve"> </w:t>
+            </w:r>
+            <w:r>
+              <w:t xml:space="preserve">— automatic reconciliation only right-sizes to</w:t>
+            </w:r>
+            <w:r>
+              <w:t xml:space="preserve"> </w:t>
+            </w:r>
+            <w:r>
+              <w:rPr>
+                <w:rStyle w:val="VerbatimChar"/>
+              </w:rPr>
+              <w:t xml:space="preserve">Allocated + Buffer</w:t>
+            </w:r>
+            <w:r>
+              <w:t xml:space="preserve">; reduce-to-zero / retire / delete are</w:t>
+            </w:r>
+            <w:r>
+              <w:t xml:space="preserve"> </w:t>
+            </w:r>
+            <w:r>
+              <w:rPr>
+                <w:bCs/>
+                <w:b/>
+              </w:rPr>
+              <w:t xml:space="preserve">gated</w:t>
+            </w:r>
+            <w:r>
+              <w:t xml:space="preserve"> </w:t>
+            </w:r>
+            <w:r>
+              <w:t xml:space="preserve">workflow actions</w:t>
+            </w:r>
+          </w:p>
+        </w:tc>
+        <w:tc>
+          <w:tcPr/>
+          <w:p>
+            <w:pPr>
+              <w:pStyle w:val="Compact"/>
+              <w:jc w:val="left"/>
+            </w:pPr>
+            <w:r>
+              <w:t xml:space="preserve">✅ COVERED (boundary clarified)</w:t>
+            </w:r>
+          </w:p>
+        </w:tc>
+        <w:tc>
+          <w:tcPr/>
+          <w:p>
+            <w:pPr>
+              <w:pStyle w:val="Compact"/>
+              <w:jc w:val="left"/>
+            </w:pPr>
+            <w:r>
+              <w:t xml:space="preserve">Refines FR-1.5/FR-1.6 and FR-8.5; TDD §10; ADR-002 (v2.4) decommissioning boundary</w:t>
+            </w:r>
+          </w:p>
+        </w:tc>
+      </w:tr>
+      <w:tr>
+        <w:tc>
+          <w:tcPr/>
+          <w:p>
+            <w:pPr>
+              <w:pStyle w:val="Compact"/>
+              <w:jc w:val="left"/>
+            </w:pPr>
+            <w:r>
+              <w:rPr>
+                <w:bCs/>
+                <w:b/>
+              </w:rPr>
+              <w:t xml:space="preserve">PLC-011</w:t>
+            </w:r>
+          </w:p>
+        </w:tc>
+        <w:tc>
+          <w:tcPr/>
+          <w:p>
+            <w:pPr>
+              <w:pStyle w:val="Compact"/>
+              <w:jc w:val="left"/>
+            </w:pPr>
+            <w:r>
+              <w:rPr>
+                <w:bCs/>
+                <w:b/>
+              </w:rPr>
+              <w:t xml:space="preserve">Even ≈1/zone_count per-zone distribution target + rebalancing</w:t>
+            </w:r>
+            <w:r>
+              <w:t xml:space="preserve"> </w:t>
+            </w:r>
+            <w:r>
+              <w:t xml:space="preserve">(greatest-deficit-first placement; drift →</w:t>
+            </w:r>
+            <w:r>
+              <w:t xml:space="preserve"> </w:t>
+            </w:r>
+            <w:r>
+              <w:rPr>
+                <w:rStyle w:val="VerbatimChar"/>
+              </w:rPr>
+              <w:t xml:space="preserve">ZoneRebalanceAction</w:t>
+            </w:r>
+            <w:r>
+              <w:t xml:space="preserve">)</w:t>
+            </w:r>
+          </w:p>
+        </w:tc>
+        <w:tc>
+          <w:tcPr/>
+          <w:p>
+            <w:pPr>
+              <w:pStyle w:val="Compact"/>
+              <w:jc w:val="left"/>
+            </w:pPr>
+            <w:r>
+              <w:t xml:space="preserve">✅ COVERED</w:t>
+            </w:r>
+          </w:p>
+        </w:tc>
+        <w:tc>
+          <w:tcPr/>
+          <w:p>
+            <w:pPr>
+              <w:pStyle w:val="Compact"/>
+              <w:jc w:val="left"/>
+            </w:pPr>
+            <w:r>
+              <w:t xml:space="preserve">Extends FR-3/FR-6; Calc Logic Scenario 21 / A.9; TDD §8.5; config C-13</w:t>
+            </w:r>
+          </w:p>
+        </w:tc>
+      </w:tr>
+      <w:tr>
+        <w:tc>
+          <w:tcPr/>
+          <w:p>
+            <w:pPr>
+              <w:pStyle w:val="Compact"/>
+              <w:jc w:val="left"/>
+            </w:pPr>
+            <w:r>
+              <w:rPr>
+                <w:bCs/>
+                <w:b/>
+              </w:rPr>
+              <w:t xml:space="preserve">OPS-006</w:t>
+            </w:r>
+          </w:p>
+        </w:tc>
+        <w:tc>
+          <w:tcPr/>
+          <w:p>
+            <w:pPr>
+              <w:pStyle w:val="Compact"/>
+              <w:jc w:val="left"/>
+            </w:pPr>
+            <w:r>
+              <w:t xml:space="preserve">Deterministic</w:t>
+            </w:r>
+            <w:r>
+              <w:t xml:space="preserve"> </w:t>
+            </w:r>
+            <w:r>
+              <w:rPr>
+                <w:bCs/>
+                <w:b/>
+              </w:rPr>
+              <w:t xml:space="preserve">RG/CRG/subscription naming convention + counter</w:t>
+            </w:r>
+          </w:p>
+        </w:tc>
+        <w:tc>
+          <w:tcPr/>
+          <w:p>
+            <w:pPr>
+              <w:pStyle w:val="Compact"/>
+              <w:jc w:val="left"/>
+            </w:pPr>
+            <w:r>
+              <w:t xml:space="preserve">✅ COVERED</w:t>
+            </w:r>
+          </w:p>
+        </w:tc>
+        <w:tc>
+          <w:tcPr/>
+          <w:p>
+            <w:pPr>
+              <w:pStyle w:val="Compact"/>
+              <w:jc w:val="left"/>
+            </w:pPr>
+            <w:r>
+              <w:t xml:space="preserve">Config-driven naming (C-12); ADR-002 (v2.4); TDD §5.1/§5.2</w:t>
+            </w:r>
+          </w:p>
+        </w:tc>
+      </w:tr>
+      <w:tr>
+        <w:tc>
+          <w:tcPr/>
+          <w:p>
+            <w:pPr>
+              <w:pStyle w:val="Compact"/>
+              <w:jc w:val="left"/>
+            </w:pPr>
+            <w:r>
+              <w:rPr>
+                <w:bCs/>
+                <w:b/>
+              </w:rPr>
+              <w:t xml:space="preserve">C-12 / C-13</w:t>
+            </w:r>
+          </w:p>
+        </w:tc>
+        <w:tc>
+          <w:tcPr/>
+          <w:p>
+            <w:pPr>
+              <w:pStyle w:val="Compact"/>
+              <w:jc w:val="left"/>
+            </w:pPr>
+            <w:r>
+              <w:t xml:space="preserve">Config items: naming pattern (C-12); zone target + tolerance (C-13, default ±10 pp)</w:t>
+            </w:r>
+          </w:p>
+        </w:tc>
+        <w:tc>
+          <w:tcPr/>
+          <w:p>
+            <w:pPr>
+              <w:pStyle w:val="Compact"/>
+              <w:jc w:val="left"/>
+            </w:pPr>
+            <w:r>
+              <w:t xml:space="preserve">✅ COVERED</w:t>
+            </w:r>
+          </w:p>
+        </w:tc>
+        <w:tc>
+          <w:tcPr/>
+          <w:p>
+            <w:pPr>
+              <w:pStyle w:val="Compact"/>
+              <w:jc w:val="left"/>
+            </w:pPr>
+            <w:r>
+              <w:rPr>
+                <w:rStyle w:val="VerbatimChar"/>
+              </w:rPr>
+              <w:t xml:space="preserve">PlacementPolicy</w:t>
+            </w:r>
+            <w:r>
+              <w:t xml:space="preserve"> </w:t>
+            </w:r>
+            <w:r>
+              <w:t xml:space="preserve">config-as-code; Calc Logic §B constant table</w:t>
             </w:r>
           </w:p>
         </w:tc>
@@ -4718,7 +5267,7 @@
           <w:bCs/>
           <w:b/>
         </w:rPr>
-        <w:t xml:space="preserve">NFR-1 Verdict:</w:t>
+        <w:t xml:space="preserve">Part 1A Verdict:</w:t>
       </w:r>
       <w:r>
         <w:t xml:space="preserve"> </w:t>
@@ -4734,7 +5283,13 @@
           <w:bCs/>
           <w:b/>
         </w:rPr>
-        <w:t xml:space="preserve">4/4 covered — Fully Implemented</w:t>
+        <w:t xml:space="preserve">All v2.4 reservation-model additions covered</w:t>
+      </w:r>
+      <w:r>
+        <w:t xml:space="preserve"> </w:t>
+      </w:r>
+      <w:r>
+        <w:t xml:space="preserve">— normative detail resides in the baseline, ADR-002, FDD, TDD, and Calculation Logic Reference.</w:t>
       </w:r>
     </w:p>
     <w:p>
@@ -4745,13 +5300,22 @@
       </w:r>
     </w:p>
     <w:bookmarkEnd w:id="29"/>
-    <w:bookmarkStart w:id="30" w:name="nfr-2-performance"/>
+    <w:bookmarkStart w:id="37" w:name="Xad2ed4bb9f718f3cd3d4ad12a310e3967fa0ed0"/>
+    <w:p>
+      <w:pPr>
+        <w:pStyle w:val="Heading2"/>
+      </w:pPr>
+      <w:r>
+        <w:t xml:space="preserve">Part 2 — Non-Functional Requirements (NFR-1 through NFR-7)</w:t>
+      </w:r>
+    </w:p>
+    <w:bookmarkStart w:id="30" w:name="nfr-1-availability"/>
     <w:p>
       <w:pPr>
         <w:pStyle w:val="Heading3"/>
       </w:pPr>
       <w:r>
-        <w:t xml:space="preserve">NFR-2 — Performance</w:t>
+        <w:t xml:space="preserve">NFR-1 — Availability</w:t>
       </w:r>
     </w:p>
     <w:p>
@@ -4759,7 +5323,7 @@
         <w:pStyle w:val="FirstParagraph"/>
       </w:pPr>
       <w:r>
-        <w:t xml:space="preserve">Targets API latency SLOs and reconciliation cycle time.</w:t>
+        <w:t xml:space="preserve">Targets 99.9% uptime with zone redundancy and graceful degradation.</w:t>
       </w:r>
     </w:p>
     <w:tbl>
@@ -4840,19 +5404,19 @@
                 <w:bCs/>
                 <w:b/>
               </w:rPr>
-              <w:t xml:space="preserve">NFR-2.1</w:t>
-            </w:r>
-          </w:p>
-        </w:tc>
-        <w:tc>
-          <w:tcPr/>
-          <w:p>
-            <w:pPr>
-              <w:pStyle w:val="Compact"/>
-              <w:jc w:val="left"/>
-            </w:pPr>
-            <w:r>
-              <w:t xml:space="preserve">API read operations return within 500ms at P95 under normal load</w:t>
+              <w:t xml:space="preserve">NFR-1.1</w:t>
+            </w:r>
+          </w:p>
+        </w:tc>
+        <w:tc>
+          <w:tcPr/>
+          <w:p>
+            <w:pPr>
+              <w:pStyle w:val="Compact"/>
+              <w:jc w:val="left"/>
+            </w:pPr>
+            <w:r>
+              <w:t xml:space="preserve">Target 99.9% availability (≤ 8.7 hours downtime/year) for API and control-plane operations</w:t>
             </w:r>
           </w:p>
         </w:tc>
@@ -4876,37 +5440,37 @@
               <w:jc w:val="left"/>
             </w:pPr>
             <w:r>
-              <w:t xml:space="preserve">E01-S13 (Performance Instrumentation); Redis caching (1-5min TTL)</w:t>
-            </w:r>
-          </w:p>
-        </w:tc>
-      </w:tr>
-      <w:tr>
-        <w:tc>
-          <w:tcPr/>
-          <w:p>
-            <w:pPr>
-              <w:pStyle w:val="Compact"/>
-              <w:jc w:val="left"/>
-            </w:pPr>
-            <w:r>
-              <w:rPr>
-                <w:bCs/>
-                <w:b/>
-              </w:rPr>
-              <w:t xml:space="preserve">NFR-2.2</w:t>
-            </w:r>
-          </w:p>
-        </w:tc>
-        <w:tc>
-          <w:tcPr/>
-          <w:p>
-            <w:pPr>
-              <w:pStyle w:val="Compact"/>
-              <w:jc w:val="left"/>
-            </w:pPr>
-            <w:r>
-              <w:t xml:space="preserve">API write operations return accepted acknowledgment within 2 seconds; async ARM operations tracked via polling</w:t>
+              <w:t xml:space="preserve">SLA target documented; E01-S11 (SLA Reporting) tracks uptime</w:t>
+            </w:r>
+          </w:p>
+        </w:tc>
+      </w:tr>
+      <w:tr>
+        <w:tc>
+          <w:tcPr/>
+          <w:p>
+            <w:pPr>
+              <w:pStyle w:val="Compact"/>
+              <w:jc w:val="left"/>
+            </w:pPr>
+            <w:r>
+              <w:rPr>
+                <w:bCs/>
+                <w:b/>
+              </w:rPr>
+              <w:t xml:space="preserve">NFR-1.2</w:t>
+            </w:r>
+          </w:p>
+        </w:tc>
+        <w:tc>
+          <w:tcPr/>
+          <w:p>
+            <w:pPr>
+              <w:pStyle w:val="Compact"/>
+              <w:jc w:val="left"/>
+            </w:pPr>
+            <w:r>
+              <w:t xml:space="preserve">Deploy across minimum two Availability Zones in primary region to eliminate single-zone dependency</w:t>
             </w:r>
           </w:p>
         </w:tc>
@@ -4930,37 +5494,37 @@
               <w:jc w:val="left"/>
             </w:pPr>
             <w:r>
-              <w:t xml:space="preserve">E02-S01, E04-S02; async pattern with webhook callbacks</w:t>
-            </w:r>
-          </w:p>
-        </w:tc>
-      </w:tr>
-      <w:tr>
-        <w:tc>
-          <w:tcPr/>
-          <w:p>
-            <w:pPr>
-              <w:pStyle w:val="Compact"/>
-              <w:jc w:val="left"/>
-            </w:pPr>
-            <w:r>
-              <w:rPr>
-                <w:bCs/>
-                <w:b/>
-              </w:rPr>
-              <w:t xml:space="preserve">NFR-2.3</w:t>
-            </w:r>
-          </w:p>
-        </w:tc>
-        <w:tc>
-          <w:tcPr/>
-          <w:p>
-            <w:pPr>
-              <w:pStyle w:val="Compact"/>
-              <w:jc w:val="left"/>
-            </w:pPr>
-            <w:r>
-              <w:t xml:space="preserve">State reconciliation loop (desired vs. actual) completes full cycle within 5 minutes for ≤500 managed CRGs</w:t>
+              <w:t xml:space="preserve">AKS deployment model; two-node minimum per zone</w:t>
+            </w:r>
+          </w:p>
+        </w:tc>
+      </w:tr>
+      <w:tr>
+        <w:tc>
+          <w:tcPr/>
+          <w:p>
+            <w:pPr>
+              <w:pStyle w:val="Compact"/>
+              <w:jc w:val="left"/>
+            </w:pPr>
+            <w:r>
+              <w:rPr>
+                <w:bCs/>
+                <w:b/>
+              </w:rPr>
+              <w:t xml:space="preserve">NFR-1.3</w:t>
+            </w:r>
+          </w:p>
+        </w:tc>
+        <w:tc>
+          <w:tcPr/>
+          <w:p>
+            <w:pPr>
+              <w:pStyle w:val="Compact"/>
+              <w:jc w:val="left"/>
+            </w:pPr>
+            <w:r>
+              <w:t xml:space="preserve">State and configuration stores use zone-redundant storage with async cross-region replication for DR</w:t>
             </w:r>
           </w:p>
         </w:tc>
@@ -4984,37 +5548,37 @@
               <w:jc w:val="left"/>
             </w:pPr>
             <w:r>
-              <w:t xml:space="preserve">E05-S01 (Reconciliation Engine); 5-min cadence target; delta-based optimization</w:t>
-            </w:r>
-          </w:p>
-        </w:tc>
-      </w:tr>
-      <w:tr>
-        <w:tc>
-          <w:tcPr/>
-          <w:p>
-            <w:pPr>
-              <w:pStyle w:val="Compact"/>
-              <w:jc w:val="left"/>
-            </w:pPr>
-            <w:r>
-              <w:rPr>
-                <w:bCs/>
-                <w:b/>
-              </w:rPr>
-              <w:t xml:space="preserve">NFR-2.4</w:t>
-            </w:r>
-          </w:p>
-        </w:tc>
-        <w:tc>
-          <w:tcPr/>
-          <w:p>
-            <w:pPr>
-              <w:pStyle w:val="Compact"/>
-              <w:jc w:val="left"/>
-            </w:pPr>
-            <w:r>
-              <w:t xml:space="preserve">Forecast computation for 90-day window across all CRGs completes within 10 minutes as background job</w:t>
+              <w:t xml:space="preserve">Cosmos DB (ZRS); Redis (zone-redundant); backup replication to secondary region</w:t>
+            </w:r>
+          </w:p>
+        </w:tc>
+      </w:tr>
+      <w:tr>
+        <w:tc>
+          <w:tcPr/>
+          <w:p>
+            <w:pPr>
+              <w:pStyle w:val="Compact"/>
+              <w:jc w:val="left"/>
+            </w:pPr>
+            <w:r>
+              <w:rPr>
+                <w:bCs/>
+                <w:b/>
+              </w:rPr>
+              <w:t xml:space="preserve">NFR-1.4</w:t>
+            </w:r>
+          </w:p>
+        </w:tc>
+        <w:tc>
+          <w:tcPr/>
+          <w:p>
+            <w:pPr>
+              <w:pStyle w:val="Compact"/>
+              <w:jc w:val="left"/>
+            </w:pPr>
+            <w:r>
+              <w:t xml:space="preserve">Implement circuit breakers on all outbound ARM API calls; degrade gracefully when ARM unavailable</w:t>
             </w:r>
           </w:p>
         </w:tc>
@@ -5038,61 +5602,7 @@
               <w:jc w:val="left"/>
             </w:pPr>
             <w:r>
-              <w:t xml:space="preserve">E09-S01; scheduled nightly; independent compute pool</w:t>
-            </w:r>
-          </w:p>
-        </w:tc>
-      </w:tr>
-      <w:tr>
-        <w:tc>
-          <w:tcPr/>
-          <w:p>
-            <w:pPr>
-              <w:pStyle w:val="Compact"/>
-              <w:jc w:val="left"/>
-            </w:pPr>
-            <w:r>
-              <w:rPr>
-                <w:bCs/>
-                <w:b/>
-              </w:rPr>
-              <w:t xml:space="preserve">NFR-2.5</w:t>
-            </w:r>
-          </w:p>
-        </w:tc>
-        <w:tc>
-          <w:tcPr/>
-          <w:p>
-            <w:pPr>
-              <w:pStyle w:val="Compact"/>
-              <w:jc w:val="left"/>
-            </w:pPr>
-            <w:r>
-              <w:t xml:space="preserve">Support minimum 200 concurrent API clients without performance degradation</w:t>
-            </w:r>
-          </w:p>
-        </w:tc>
-        <w:tc>
-          <w:tcPr/>
-          <w:p>
-            <w:pPr>
-              <w:pStyle w:val="Compact"/>
-              <w:jc w:val="left"/>
-            </w:pPr>
-            <w:r>
-              <w:t xml:space="preserve">✅ COVERED</w:t>
-            </w:r>
-          </w:p>
-        </w:tc>
-        <w:tc>
-          <w:tcPr/>
-          <w:p>
-            <w:pPr>
-              <w:pStyle w:val="Compact"/>
-              <w:jc w:val="left"/>
-            </w:pPr>
-            <w:r>
-              <w:t xml:space="preserve">E01-S13; load-test story E11-S07 (200-concurrent target)</w:t>
+              <w:t xml:space="preserve">E01-S04 (Resilience Controls); Polly circuit breaker policy on ARM client</w:t>
             </w:r>
           </w:p>
         </w:tc>
@@ -5107,7 +5617,7 @@
           <w:bCs/>
           <w:b/>
         </w:rPr>
-        <w:t xml:space="preserve">NFR-2 Verdict:</w:t>
+        <w:t xml:space="preserve">NFR-1 Verdict:</w:t>
       </w:r>
       <w:r>
         <w:t xml:space="preserve"> </w:t>
@@ -5123,7 +5633,7 @@
           <w:bCs/>
           <w:b/>
         </w:rPr>
-        <w:t xml:space="preserve">5/5 covered — Fully Implemented</w:t>
+        <w:t xml:space="preserve">4/4 covered — Fully Implemented</w:t>
       </w:r>
     </w:p>
     <w:p>
@@ -5134,13 +5644,13 @@
       </w:r>
     </w:p>
     <w:bookmarkEnd w:id="30"/>
-    <w:bookmarkStart w:id="31" w:name="nfr-3-scalability"/>
+    <w:bookmarkStart w:id="31" w:name="nfr-2-performance"/>
     <w:p>
       <w:pPr>
         <w:pStyle w:val="Heading3"/>
       </w:pPr>
       <w:r>
-        <w:t xml:space="preserve">NFR-3 — Scalability</w:t>
+        <w:t xml:space="preserve">NFR-2 — Performance</w:t>
       </w:r>
     </w:p>
     <w:p>
@@ -5148,7 +5658,7 @@
         <w:pStyle w:val="FirstParagraph"/>
       </w:pPr>
       <w:r>
-        <w:t xml:space="preserve">Supports horizontal scaling to hundreds of subscriptions and thousands of CRGs.</w:t>
+        <w:t xml:space="preserve">Targets API latency SLOs and reconciliation cycle time.</w:t>
       </w:r>
     </w:p>
     <w:tbl>
@@ -5229,19 +5739,19 @@
                 <w:bCs/>
                 <w:b/>
               </w:rPr>
-              <w:t xml:space="preserve">NFR-3.1</w:t>
-            </w:r>
-          </w:p>
-        </w:tc>
-        <w:tc>
-          <w:tcPr/>
-          <w:p>
-            <w:pPr>
-              <w:pStyle w:val="Compact"/>
-              <w:jc w:val="left"/>
-            </w:pPr>
-            <w:r>
-              <w:t xml:space="preserve">Scale to 100 Provider subscriptions and 10,000 Consumer subscription relationships without architectural change</w:t>
+              <w:t xml:space="preserve">NFR-2.1</w:t>
+            </w:r>
+          </w:p>
+        </w:tc>
+        <w:tc>
+          <w:tcPr/>
+          <w:p>
+            <w:pPr>
+              <w:pStyle w:val="Compact"/>
+              <w:jc w:val="left"/>
+            </w:pPr>
+            <w:r>
+              <w:t xml:space="preserve">API read operations return within 500ms at P95 under normal load</w:t>
             </w:r>
           </w:p>
         </w:tc>
@@ -5265,37 +5775,37 @@
               <w:jc w:val="left"/>
             </w:pPr>
             <w:r>
-              <w:t xml:space="preserve">Cardinality model documented; CRG_total = R × Eclass × Z × SKUset × IsolationFactor</w:t>
-            </w:r>
-          </w:p>
-        </w:tc>
-      </w:tr>
-      <w:tr>
-        <w:tc>
-          <w:tcPr/>
-          <w:p>
-            <w:pPr>
-              <w:pStyle w:val="Compact"/>
-              <w:jc w:val="left"/>
-            </w:pPr>
-            <w:r>
-              <w:rPr>
-                <w:bCs/>
-                <w:b/>
-              </w:rPr>
-              <w:t xml:space="preserve">NFR-3.2</w:t>
-            </w:r>
-          </w:p>
-        </w:tc>
-        <w:tc>
-          <w:tcPr/>
-          <w:p>
-            <w:pPr>
-              <w:pStyle w:val="Compact"/>
-              <w:jc w:val="left"/>
-            </w:pPr>
-            <w:r>
-              <w:t xml:space="preserve">Support 5,000 managed CRGs, 50,000 managed CRs, 500,000 VM associations</w:t>
+              <w:t xml:space="preserve">E01-S13 (Performance Instrumentation); Redis caching (1-5min TTL)</w:t>
+            </w:r>
+          </w:p>
+        </w:tc>
+      </w:tr>
+      <w:tr>
+        <w:tc>
+          <w:tcPr/>
+          <w:p>
+            <w:pPr>
+              <w:pStyle w:val="Compact"/>
+              <w:jc w:val="left"/>
+            </w:pPr>
+            <w:r>
+              <w:rPr>
+                <w:bCs/>
+                <w:b/>
+              </w:rPr>
+              <w:t xml:space="preserve">NFR-2.2</w:t>
+            </w:r>
+          </w:p>
+        </w:tc>
+        <w:tc>
+          <w:tcPr/>
+          <w:p>
+            <w:pPr>
+              <w:pStyle w:val="Compact"/>
+              <w:jc w:val="left"/>
+            </w:pPr>
+            <w:r>
+              <w:t xml:space="preserve">API write operations return accepted acknowledgment within 2 seconds; async ARM operations tracked via polling</w:t>
             </w:r>
           </w:p>
         </w:tc>
@@ -5319,37 +5829,37 @@
               <w:jc w:val="left"/>
             </w:pPr>
             <w:r>
-              <w:t xml:space="preserve">Scale testing stories: E11-S08 (capacity test at 5K CRG / 50K CR targets)</w:t>
-            </w:r>
-          </w:p>
-        </w:tc>
-      </w:tr>
-      <w:tr>
-        <w:tc>
-          <w:tcPr/>
-          <w:p>
-            <w:pPr>
-              <w:pStyle w:val="Compact"/>
-              <w:jc w:val="left"/>
-            </w:pPr>
-            <w:r>
-              <w:rPr>
-                <w:bCs/>
-                <w:b/>
-              </w:rPr>
-              <w:t xml:space="preserve">NFR-3.3</w:t>
-            </w:r>
-          </w:p>
-        </w:tc>
-        <w:tc>
-          <w:tcPr/>
-          <w:p>
-            <w:pPr>
-              <w:pStyle w:val="Compact"/>
-              <w:jc w:val="left"/>
-            </w:pPr>
-            <w:r>
-              <w:t xml:space="preserve">Reconciliation and forecasting independently scalable (separate compute pools)</w:t>
+              <w:t xml:space="preserve">E02-S01, E04-S02; async pattern with webhook callbacks</w:t>
+            </w:r>
+          </w:p>
+        </w:tc>
+      </w:tr>
+      <w:tr>
+        <w:tc>
+          <w:tcPr/>
+          <w:p>
+            <w:pPr>
+              <w:pStyle w:val="Compact"/>
+              <w:jc w:val="left"/>
+            </w:pPr>
+            <w:r>
+              <w:rPr>
+                <w:bCs/>
+                <w:b/>
+              </w:rPr>
+              <w:t xml:space="preserve">NFR-2.3</w:t>
+            </w:r>
+          </w:p>
+        </w:tc>
+        <w:tc>
+          <w:tcPr/>
+          <w:p>
+            <w:pPr>
+              <w:pStyle w:val="Compact"/>
+              <w:jc w:val="left"/>
+            </w:pPr>
+            <w:r>
+              <w:t xml:space="preserve">State reconciliation loop (desired vs. actual) completes full cycle within 5 minutes for ≤500 managed CRGs</w:t>
             </w:r>
           </w:p>
         </w:tc>
@@ -5373,7 +5883,115 @@
               <w:jc w:val="left"/>
             </w:pPr>
             <w:r>
-              <w:t xml:space="preserve">E01-S05 (Worker Pool Architecture); HPA configuration E01-S16</w:t>
+              <w:t xml:space="preserve">E05-S01 (Reconciliation Engine); 5-min cadence target; delta-based optimization</w:t>
+            </w:r>
+          </w:p>
+        </w:tc>
+      </w:tr>
+      <w:tr>
+        <w:tc>
+          <w:tcPr/>
+          <w:p>
+            <w:pPr>
+              <w:pStyle w:val="Compact"/>
+              <w:jc w:val="left"/>
+            </w:pPr>
+            <w:r>
+              <w:rPr>
+                <w:bCs/>
+                <w:b/>
+              </w:rPr>
+              <w:t xml:space="preserve">NFR-2.4</w:t>
+            </w:r>
+          </w:p>
+        </w:tc>
+        <w:tc>
+          <w:tcPr/>
+          <w:p>
+            <w:pPr>
+              <w:pStyle w:val="Compact"/>
+              <w:jc w:val="left"/>
+            </w:pPr>
+            <w:r>
+              <w:t xml:space="preserve">Forecast computation for 90-day window across all CRGs completes within 10 minutes as background job</w:t>
+            </w:r>
+          </w:p>
+        </w:tc>
+        <w:tc>
+          <w:tcPr/>
+          <w:p>
+            <w:pPr>
+              <w:pStyle w:val="Compact"/>
+              <w:jc w:val="left"/>
+            </w:pPr>
+            <w:r>
+              <w:t xml:space="preserve">✅ COVERED</w:t>
+            </w:r>
+          </w:p>
+        </w:tc>
+        <w:tc>
+          <w:tcPr/>
+          <w:p>
+            <w:pPr>
+              <w:pStyle w:val="Compact"/>
+              <w:jc w:val="left"/>
+            </w:pPr>
+            <w:r>
+              <w:t xml:space="preserve">E09-S01; scheduled nightly; independent compute pool</w:t>
+            </w:r>
+          </w:p>
+        </w:tc>
+      </w:tr>
+      <w:tr>
+        <w:tc>
+          <w:tcPr/>
+          <w:p>
+            <w:pPr>
+              <w:pStyle w:val="Compact"/>
+              <w:jc w:val="left"/>
+            </w:pPr>
+            <w:r>
+              <w:rPr>
+                <w:bCs/>
+                <w:b/>
+              </w:rPr>
+              <w:t xml:space="preserve">NFR-2.5</w:t>
+            </w:r>
+          </w:p>
+        </w:tc>
+        <w:tc>
+          <w:tcPr/>
+          <w:p>
+            <w:pPr>
+              <w:pStyle w:val="Compact"/>
+              <w:jc w:val="left"/>
+            </w:pPr>
+            <w:r>
+              <w:t xml:space="preserve">Support minimum 200 concurrent API clients without performance degradation</w:t>
+            </w:r>
+          </w:p>
+        </w:tc>
+        <w:tc>
+          <w:tcPr/>
+          <w:p>
+            <w:pPr>
+              <w:pStyle w:val="Compact"/>
+              <w:jc w:val="left"/>
+            </w:pPr>
+            <w:r>
+              <w:t xml:space="preserve">✅ COVERED</w:t>
+            </w:r>
+          </w:p>
+        </w:tc>
+        <w:tc>
+          <w:tcPr/>
+          <w:p>
+            <w:pPr>
+              <w:pStyle w:val="Compact"/>
+              <w:jc w:val="left"/>
+            </w:pPr>
+            <w:r>
+              <w:t xml:space="preserve">E01-S13; load-test story E11-S07 (200-concurrent target)</w:t>
             </w:r>
           </w:p>
         </w:tc>
@@ -5388,7 +6006,7 @@
           <w:bCs/>
           <w:b/>
         </w:rPr>
-        <w:t xml:space="preserve">NFR-3 Verdict:</w:t>
+        <w:t xml:space="preserve">NFR-2 Verdict:</w:t>
       </w:r>
       <w:r>
         <w:t xml:space="preserve"> </w:t>
@@ -5404,7 +6022,7 @@
           <w:bCs/>
           <w:b/>
         </w:rPr>
-        <w:t xml:space="preserve">3/3 covered — Fully Implemented</w:t>
+        <w:t xml:space="preserve">5/5 covered — Fully Implemented</w:t>
       </w:r>
     </w:p>
     <w:p>
@@ -5415,13 +6033,13 @@
       </w:r>
     </w:p>
     <w:bookmarkEnd w:id="31"/>
-    <w:bookmarkStart w:id="32" w:name="nfr-4-reliability"/>
+    <w:bookmarkStart w:id="32" w:name="nfr-3-scalability"/>
     <w:p>
       <w:pPr>
         <w:pStyle w:val="Heading3"/>
       </w:pPr>
       <w:r>
-        <w:t xml:space="preserve">NFR-4 — Reliability</w:t>
+        <w:t xml:space="preserve">NFR-3 — Scalability</w:t>
       </w:r>
     </w:p>
     <w:p>
@@ -5429,7 +6047,7 @@
         <w:pStyle w:val="FirstParagraph"/>
       </w:pPr>
       <w:r>
-        <w:t xml:space="preserve">Ensures idempotency, exponential backoff, drift detection, and audit trail.</w:t>
+        <w:t xml:space="preserve">Supports horizontal scaling to hundreds of subscriptions and thousands of CRGs.</w:t>
       </w:r>
     </w:p>
     <w:tbl>
@@ -5510,19 +6128,19 @@
                 <w:bCs/>
                 <w:b/>
               </w:rPr>
-              <w:t xml:space="preserve">NFR-4.1</w:t>
-            </w:r>
-          </w:p>
-        </w:tc>
-        <w:tc>
-          <w:tcPr/>
-          <w:p>
-            <w:pPr>
-              <w:pStyle w:val="Compact"/>
-              <w:jc w:val="left"/>
-            </w:pPr>
-            <w:r>
-              <w:t xml:space="preserve">All state-mutating operations idempotent: retrying failed operation produces same outcome as single success</w:t>
+              <w:t xml:space="preserve">NFR-3.1</w:t>
+            </w:r>
+          </w:p>
+        </w:tc>
+        <w:tc>
+          <w:tcPr/>
+          <w:p>
+            <w:pPr>
+              <w:pStyle w:val="Compact"/>
+              <w:jc w:val="left"/>
+            </w:pPr>
+            <w:r>
+              <w:t xml:space="preserve">Scale to 100 Provider subscriptions and 10,000 Consumer subscription relationships without architectural change</w:t>
             </w:r>
           </w:p>
         </w:tc>
@@ -5546,37 +6164,37 @@
               <w:jc w:val="left"/>
             </w:pPr>
             <w:r>
-              <w:t xml:space="preserve">E02-S01, E04-S02; idempotency keys on all write operations</w:t>
-            </w:r>
-          </w:p>
-        </w:tc>
-      </w:tr>
-      <w:tr>
-        <w:tc>
-          <w:tcPr/>
-          <w:p>
-            <w:pPr>
-              <w:pStyle w:val="Compact"/>
-              <w:jc w:val="left"/>
-            </w:pPr>
-            <w:r>
-              <w:rPr>
-                <w:bCs/>
-                <w:b/>
-              </w:rPr>
-              <w:t xml:space="preserve">NFR-4.2</w:t>
-            </w:r>
-          </w:p>
-        </w:tc>
-        <w:tc>
-          <w:tcPr/>
-          <w:p>
-            <w:pPr>
-              <w:pStyle w:val="Compact"/>
-              <w:jc w:val="left"/>
-            </w:pPr>
-            <w:r>
-              <w:t xml:space="preserve">All ARM API interactions implement exponential backoff with jitter; max 5 retries before dead-letter</w:t>
+              <w:t xml:space="preserve">Cardinality model documented; CRG_total = R × Eclass × Z × SKUset × IsolationFactor</w:t>
+            </w:r>
+          </w:p>
+        </w:tc>
+      </w:tr>
+      <w:tr>
+        <w:tc>
+          <w:tcPr/>
+          <w:p>
+            <w:pPr>
+              <w:pStyle w:val="Compact"/>
+              <w:jc w:val="left"/>
+            </w:pPr>
+            <w:r>
+              <w:rPr>
+                <w:bCs/>
+                <w:b/>
+              </w:rPr>
+              <w:t xml:space="preserve">NFR-3.2</w:t>
+            </w:r>
+          </w:p>
+        </w:tc>
+        <w:tc>
+          <w:tcPr/>
+          <w:p>
+            <w:pPr>
+              <w:pStyle w:val="Compact"/>
+              <w:jc w:val="left"/>
+            </w:pPr>
+            <w:r>
+              <w:t xml:space="preserve">Support 5,000 managed CRGs, 50,000 managed CRs, 500,000 VM associations</w:t>
             </w:r>
           </w:p>
         </w:tc>
@@ -5600,37 +6218,37 @@
               <w:jc w:val="left"/>
             </w:pPr>
             <w:r>
-              <w:t xml:space="preserve">E01-S04 (Adaptive Throttle Manager); documented baselines</w:t>
-            </w:r>
-          </w:p>
-        </w:tc>
-      </w:tr>
-      <w:tr>
-        <w:tc>
-          <w:tcPr/>
-          <w:p>
-            <w:pPr>
-              <w:pStyle w:val="Compact"/>
-              <w:jc w:val="left"/>
-            </w:pPr>
-            <w:r>
-              <w:rPr>
-                <w:bCs/>
-                <w:b/>
-              </w:rPr>
-              <w:t xml:space="preserve">NFR-4.3</w:t>
-            </w:r>
-          </w:p>
-        </w:tc>
-        <w:tc>
-          <w:tcPr/>
-          <w:p>
-            <w:pPr>
-              <w:pStyle w:val="Compact"/>
-              <w:jc w:val="left"/>
-            </w:pPr>
-            <w:r>
-              <w:t xml:space="preserve">Detect and reconcile drift (ARM actual vs engine desired) within two reconciliation cycles</w:t>
+              <w:t xml:space="preserve">Scale testing stories: E11-S08 (capacity test at 5K CRG / 50K CR targets)</w:t>
+            </w:r>
+          </w:p>
+        </w:tc>
+      </w:tr>
+      <w:tr>
+        <w:tc>
+          <w:tcPr/>
+          <w:p>
+            <w:pPr>
+              <w:pStyle w:val="Compact"/>
+              <w:jc w:val="left"/>
+            </w:pPr>
+            <w:r>
+              <w:rPr>
+                <w:bCs/>
+                <w:b/>
+              </w:rPr>
+              <w:t xml:space="preserve">NFR-3.3</w:t>
+            </w:r>
+          </w:p>
+        </w:tc>
+        <w:tc>
+          <w:tcPr/>
+          <w:p>
+            <w:pPr>
+              <w:pStyle w:val="Compact"/>
+              <w:jc w:val="left"/>
+            </w:pPr>
+            <w:r>
+              <w:t xml:space="preserve">Reconciliation and forecasting independently scalable (separate compute pools)</w:t>
             </w:r>
           </w:p>
         </w:tc>
@@ -5654,70 +6272,7 @@
               <w:jc w:val="left"/>
             </w:pPr>
             <w:r>
-              <w:t xml:space="preserve">E05-S01, E05-S02 (Drift Detection); 5-min cycle = ≤10 min max drift detection SLA</w:t>
-            </w:r>
-          </w:p>
-        </w:tc>
-      </w:tr>
-      <w:tr>
-        <w:tc>
-          <w:tcPr/>
-          <w:p>
-            <w:pPr>
-              <w:pStyle w:val="Compact"/>
-              <w:jc w:val="left"/>
-            </w:pPr>
-            <w:r>
-              <w:rPr>
-                <w:bCs/>
-                <w:b/>
-              </w:rPr>
-              <w:t xml:space="preserve">NFR-4.4</w:t>
-            </w:r>
-          </w:p>
-        </w:tc>
-        <w:tc>
-          <w:tcPr/>
-          <w:p>
-            <w:pPr>
-              <w:pStyle w:val="Compact"/>
-              <w:jc w:val="left"/>
-            </w:pPr>
-            <w:r>
-              <w:t xml:space="preserve">Maintain operation audit log with minimum 90-day retention; capture operator, operation type, resource, state, outcome</w:t>
-            </w:r>
-          </w:p>
-        </w:tc>
-        <w:tc>
-          <w:tcPr/>
-          <w:p>
-            <w:pPr>
-              <w:pStyle w:val="Compact"/>
-              <w:jc w:val="left"/>
-            </w:pPr>
-            <w:r>
-              <w:t xml:space="preserve">✅ COVERED</w:t>
-            </w:r>
-          </w:p>
-        </w:tc>
-        <w:tc>
-          <w:tcPr/>
-          <w:p>
-            <w:pPr>
-              <w:pStyle w:val="Compact"/>
-              <w:jc w:val="left"/>
-            </w:pPr>
-            <w:r>
-              <w:rPr>
-                <w:rStyle w:val="VerbatimChar"/>
-              </w:rPr>
-              <w:t xml:space="preserve">EPIC-11</w:t>
-            </w:r>
-            <w:r>
-              <w:t xml:space="preserve"> </w:t>
-            </w:r>
-            <w:r>
-              <w:t xml:space="preserve">(Observability); E11-S03 (Audit Logging); LogAnalytics workspace retention</w:t>
+              <w:t xml:space="preserve">E01-S05 (Worker Pool Architecture); HPA configuration E01-S16</w:t>
             </w:r>
           </w:p>
         </w:tc>
@@ -5732,7 +6287,7 @@
           <w:bCs/>
           <w:b/>
         </w:rPr>
-        <w:t xml:space="preserve">NFR-4 Verdict:</w:t>
+        <w:t xml:space="preserve">NFR-3 Verdict:</w:t>
       </w:r>
       <w:r>
         <w:t xml:space="preserve"> </w:t>
@@ -5748,7 +6303,7 @@
           <w:bCs/>
           <w:b/>
         </w:rPr>
-        <w:t xml:space="preserve">4/4 covered — Fully Implemented</w:t>
+        <w:t xml:space="preserve">3/3 covered — Fully Implemented</w:t>
       </w:r>
     </w:p>
     <w:p>
@@ -5759,13 +6314,13 @@
       </w:r>
     </w:p>
     <w:bookmarkEnd w:id="32"/>
-    <w:bookmarkStart w:id="33" w:name="nfr-5-security"/>
+    <w:bookmarkStart w:id="33" w:name="nfr-4-reliability"/>
     <w:p>
       <w:pPr>
         <w:pStyle w:val="Heading3"/>
       </w:pPr>
       <w:r>
-        <w:t xml:space="preserve">NFR-5 — Security</w:t>
+        <w:t xml:space="preserve">NFR-4 — Reliability</w:t>
       </w:r>
     </w:p>
     <w:p>
@@ -5773,7 +6328,7 @@
         <w:pStyle w:val="FirstParagraph"/>
       </w:pPr>
       <w:r>
-        <w:t xml:space="preserve">Enforces encryption, credential management, authentication, RBAC, and security auditing.</w:t>
+        <w:t xml:space="preserve">Ensures idempotency, exponential backoff, drift detection, and audit trail.</w:t>
       </w:r>
     </w:p>
     <w:tbl>
@@ -5854,19 +6409,19 @@
                 <w:bCs/>
                 <w:b/>
               </w:rPr>
-              <w:t xml:space="preserve">NFR-5.1</w:t>
-            </w:r>
-          </w:p>
-        </w:tc>
-        <w:tc>
-          <w:tcPr/>
-          <w:p>
-            <w:pPr>
-              <w:pStyle w:val="Compact"/>
-              <w:jc w:val="left"/>
-            </w:pPr>
-            <w:r>
-              <w:t xml:space="preserve">All inter-component communication encrypted in transit (TLS 1.2 minimum, TLS 1.3 preferred)</w:t>
+              <w:t xml:space="preserve">NFR-4.1</w:t>
+            </w:r>
+          </w:p>
+        </w:tc>
+        <w:tc>
+          <w:tcPr/>
+          <w:p>
+            <w:pPr>
+              <w:pStyle w:val="Compact"/>
+              <w:jc w:val="left"/>
+            </w:pPr>
+            <w:r>
+              <w:t xml:space="preserve">All state-mutating operations idempotent: retrying failed operation produces same outcome as single success</w:t>
             </w:r>
           </w:p>
         </w:tc>
@@ -5890,37 +6445,37 @@
               <w:jc w:val="left"/>
             </w:pPr>
             <w:r>
-              <w:t xml:space="preserve">AKS default (TLS 1.3 on ingress); service-to-service mTLS via Istio</w:t>
-            </w:r>
-          </w:p>
-        </w:tc>
-      </w:tr>
-      <w:tr>
-        <w:tc>
-          <w:tcPr/>
-          <w:p>
-            <w:pPr>
-              <w:pStyle w:val="Compact"/>
-              <w:jc w:val="left"/>
-            </w:pPr>
-            <w:r>
-              <w:rPr>
-                <w:bCs/>
-                <w:b/>
-              </w:rPr>
-              <w:t xml:space="preserve">NFR-5.2</w:t>
-            </w:r>
-          </w:p>
-        </w:tc>
-        <w:tc>
-          <w:tcPr/>
-          <w:p>
-            <w:pPr>
-              <w:pStyle w:val="Compact"/>
-              <w:jc w:val="left"/>
-            </w:pPr>
-            <w:r>
-              <w:t xml:space="preserve">All secrets stored in Azure Key Vault; none in config files or env vars</w:t>
+              <w:t xml:space="preserve">E02-S01, E04-S02; idempotency keys on all write operations</w:t>
+            </w:r>
+          </w:p>
+        </w:tc>
+      </w:tr>
+      <w:tr>
+        <w:tc>
+          <w:tcPr/>
+          <w:p>
+            <w:pPr>
+              <w:pStyle w:val="Compact"/>
+              <w:jc w:val="left"/>
+            </w:pPr>
+            <w:r>
+              <w:rPr>
+                <w:bCs/>
+                <w:b/>
+              </w:rPr>
+              <w:t xml:space="preserve">NFR-4.2</w:t>
+            </w:r>
+          </w:p>
+        </w:tc>
+        <w:tc>
+          <w:tcPr/>
+          <w:p>
+            <w:pPr>
+              <w:pStyle w:val="Compact"/>
+              <w:jc w:val="left"/>
+            </w:pPr>
+            <w:r>
+              <w:t xml:space="preserve">All ARM API interactions implement exponential backoff with jitter; max 5 retries before dead-letter</w:t>
             </w:r>
           </w:p>
         </w:tc>
@@ -5944,37 +6499,37 @@
               <w:jc w:val="left"/>
             </w:pPr>
             <w:r>
-              <w:t xml:space="preserve">Managed Identity for Key Vault auth; E01-S06; no secrets in Helm charts</w:t>
-            </w:r>
-          </w:p>
-        </w:tc>
-      </w:tr>
-      <w:tr>
-        <w:tc>
-          <w:tcPr/>
-          <w:p>
-            <w:pPr>
-              <w:pStyle w:val="Compact"/>
-              <w:jc w:val="left"/>
-            </w:pPr>
-            <w:r>
-              <w:rPr>
-                <w:bCs/>
-                <w:b/>
-              </w:rPr>
-              <w:t xml:space="preserve">NFR-5.3</w:t>
-            </w:r>
-          </w:p>
-        </w:tc>
-        <w:tc>
-          <w:tcPr/>
-          <w:p>
-            <w:pPr>
-              <w:pStyle w:val="Compact"/>
-              <w:jc w:val="left"/>
-            </w:pPr>
-            <w:r>
-              <w:t xml:space="preserve">Authenticate to ARM via Managed Identity (AKS) or Service Principal with certificate (cross-sub)</w:t>
+              <w:t xml:space="preserve">E01-S04 (Adaptive Throttle Manager); documented baselines</w:t>
+            </w:r>
+          </w:p>
+        </w:tc>
+      </w:tr>
+      <w:tr>
+        <w:tc>
+          <w:tcPr/>
+          <w:p>
+            <w:pPr>
+              <w:pStyle w:val="Compact"/>
+              <w:jc w:val="left"/>
+            </w:pPr>
+            <w:r>
+              <w:rPr>
+                <w:bCs/>
+                <w:b/>
+              </w:rPr>
+              <w:t xml:space="preserve">NFR-4.3</w:t>
+            </w:r>
+          </w:p>
+        </w:tc>
+        <w:tc>
+          <w:tcPr/>
+          <w:p>
+            <w:pPr>
+              <w:pStyle w:val="Compact"/>
+              <w:jc w:val="left"/>
+            </w:pPr>
+            <w:r>
+              <w:t xml:space="preserve">Detect and reconcile drift (ARM actual vs engine desired) within two reconciliation cycles</w:t>
             </w:r>
           </w:p>
         </w:tc>
@@ -5998,37 +6553,37 @@
               <w:jc w:val="left"/>
             </w:pPr>
             <w:r>
-              <w:t xml:space="preserve">E01-S06; certificate rotation policy documented</w:t>
-            </w:r>
-          </w:p>
-        </w:tc>
-      </w:tr>
-      <w:tr>
-        <w:tc>
-          <w:tcPr/>
-          <w:p>
-            <w:pPr>
-              <w:pStyle w:val="Compact"/>
-              <w:jc w:val="left"/>
-            </w:pPr>
-            <w:r>
-              <w:rPr>
-                <w:bCs/>
-                <w:b/>
-              </w:rPr>
-              <w:t xml:space="preserve">NFR-5.4</w:t>
-            </w:r>
-          </w:p>
-        </w:tc>
-        <w:tc>
-          <w:tcPr/>
-          <w:p>
-            <w:pPr>
-              <w:pStyle w:val="Compact"/>
-              <w:jc w:val="left"/>
-            </w:pPr>
-            <w:r>
-              <w:t xml:space="preserve">Engine API requires Azure AD authentication via Bearer token (OAuth 2.0); all clients authenticate</w:t>
+              <w:t xml:space="preserve">E05-S01, E05-S02 (Drift Detection); 5-min cycle = ≤10 min max drift detection SLA</w:t>
+            </w:r>
+          </w:p>
+        </w:tc>
+      </w:tr>
+      <w:tr>
+        <w:tc>
+          <w:tcPr/>
+          <w:p>
+            <w:pPr>
+              <w:pStyle w:val="Compact"/>
+              <w:jc w:val="left"/>
+            </w:pPr>
+            <w:r>
+              <w:rPr>
+                <w:bCs/>
+                <w:b/>
+              </w:rPr>
+              <w:t xml:space="preserve">NFR-4.4</w:t>
+            </w:r>
+          </w:p>
+        </w:tc>
+        <w:tc>
+          <w:tcPr/>
+          <w:p>
+            <w:pPr>
+              <w:pStyle w:val="Compact"/>
+              <w:jc w:val="left"/>
+            </w:pPr>
+            <w:r>
+              <w:t xml:space="preserve">Maintain operation audit log with minimum 90-day retention; capture operator, operation type, resource, state, outcome</w:t>
             </w:r>
           </w:p>
         </w:tc>
@@ -6052,160 +6607,16 @@
               <w:jc w:val="left"/>
             </w:pPr>
             <w:r>
-              <w:t xml:space="preserve">APIM (API Gateway); AD token validation on every request</w:t>
-            </w:r>
-          </w:p>
-        </w:tc>
-      </w:tr>
-      <w:tr>
-        <w:tc>
-          <w:tcPr/>
-          <w:p>
-            <w:pPr>
-              <w:pStyle w:val="Compact"/>
-              <w:jc w:val="left"/>
-            </w:pPr>
-            <w:r>
-              <w:rPr>
-                <w:bCs/>
-                <w:b/>
-              </w:rPr>
-              <w:t xml:space="preserve">NFR-5.5</w:t>
-            </w:r>
-          </w:p>
-        </w:tc>
-        <w:tc>
-          <w:tcPr/>
-          <w:p>
-            <w:pPr>
-              <w:pStyle w:val="Compact"/>
-              <w:jc w:val="left"/>
-            </w:pPr>
-            <w:r>
-              <w:t xml:space="preserve">Engine-level RBAC: minimum role set</w:t>
+              <w:rPr>
+                <w:rStyle w:val="VerbatimChar"/>
+              </w:rPr>
+              <w:t xml:space="preserve">EPIC-11</w:t>
             </w:r>
             <w:r>
               <w:t xml:space="preserve"> </w:t>
             </w:r>
             <w:r>
-              <w:rPr>
-                <w:rStyle w:val="VerbatimChar"/>
-              </w:rPr>
-              <w:t xml:space="preserve">CRG.Admin</w:t>
-            </w:r>
-            <w:r>
-              <w:t xml:space="preserve">,</w:t>
-            </w:r>
-            <w:r>
-              <w:t xml:space="preserve"> </w:t>
-            </w:r>
-            <w:r>
-              <w:rPr>
-                <w:rStyle w:val="VerbatimChar"/>
-              </w:rPr>
-              <w:t xml:space="preserve">CRG.Operator</w:t>
-            </w:r>
-            <w:r>
-              <w:t xml:space="preserve">,</w:t>
-            </w:r>
-            <w:r>
-              <w:t xml:space="preserve"> </w:t>
-            </w:r>
-            <w:r>
-              <w:rPr>
-                <w:rStyle w:val="VerbatimChar"/>
-              </w:rPr>
-              <w:t xml:space="preserve">CRG.Reader</w:t>
-            </w:r>
-            <w:r>
-              <w:t xml:space="preserve">,</w:t>
-            </w:r>
-            <w:r>
-              <w:t xml:space="preserve"> </w:t>
-            </w:r>
-            <w:r>
-              <w:rPr>
-                <w:rStyle w:val="VerbatimChar"/>
-              </w:rPr>
-              <w:t xml:space="preserve">DR.Operator</w:t>
-            </w:r>
-          </w:p>
-        </w:tc>
-        <w:tc>
-          <w:tcPr/>
-          <w:p>
-            <w:pPr>
-              <w:pStyle w:val="Compact"/>
-              <w:jc w:val="left"/>
-            </w:pPr>
-            <w:r>
-              <w:t xml:space="preserve">✅ COVERED</w:t>
-            </w:r>
-          </w:p>
-        </w:tc>
-        <w:tc>
-          <w:tcPr/>
-          <w:p>
-            <w:pPr>
-              <w:pStyle w:val="Compact"/>
-              <w:jc w:val="left"/>
-            </w:pPr>
-            <w:r>
-              <w:t xml:space="preserve">Security &amp; RBAC guide; five least-privilege custom roles</w:t>
-            </w:r>
-          </w:p>
-        </w:tc>
-      </w:tr>
-      <w:tr>
-        <w:tc>
-          <w:tcPr/>
-          <w:p>
-            <w:pPr>
-              <w:pStyle w:val="Compact"/>
-              <w:jc w:val="left"/>
-            </w:pPr>
-            <w:r>
-              <w:rPr>
-                <w:bCs/>
-                <w:b/>
-              </w:rPr>
-              <w:t xml:space="preserve">NFR-5.6</w:t>
-            </w:r>
-          </w:p>
-        </w:tc>
-        <w:tc>
-          <w:tcPr/>
-          <w:p>
-            <w:pPr>
-              <w:pStyle w:val="Compact"/>
-              <w:jc w:val="left"/>
-            </w:pPr>
-            <w:r>
-              <w:t xml:space="preserve">Log all security events to dedicated security audit stream</w:t>
-            </w:r>
-          </w:p>
-        </w:tc>
-        <w:tc>
-          <w:tcPr/>
-          <w:p>
-            <w:pPr>
-              <w:pStyle w:val="Compact"/>
-              <w:jc w:val="left"/>
-            </w:pPr>
-            <w:r>
-              <w:t xml:space="preserve">✅ COVERED</w:t>
-            </w:r>
-          </w:p>
-        </w:tc>
-        <w:tc>
-          <w:tcPr/>
-          <w:p>
-            <w:pPr>
-              <w:pStyle w:val="Compact"/>
-              <w:jc w:val="left"/>
-            </w:pPr>
-            <w:r>
-              <w:t xml:space="preserve">E11-S04 (Security Audit Stream); separate LogAnalytics table; SIEM integration ready</w:t>
+              <w:t xml:space="preserve">(Observability); E11-S03 (Audit Logging); LogAnalytics workspace retention</w:t>
             </w:r>
           </w:p>
         </w:tc>
@@ -6220,7 +6631,7 @@
           <w:bCs/>
           <w:b/>
         </w:rPr>
-        <w:t xml:space="preserve">NFR-5 Verdict:</w:t>
+        <w:t xml:space="preserve">NFR-4 Verdict:</w:t>
       </w:r>
       <w:r>
         <w:t xml:space="preserve"> </w:t>
@@ -6236,7 +6647,7 @@
           <w:bCs/>
           <w:b/>
         </w:rPr>
-        <w:t xml:space="preserve">6/6 covered — Fully Implemented</w:t>
+        <w:t xml:space="preserve">4/4 covered — Fully Implemented</w:t>
       </w:r>
     </w:p>
     <w:p>
@@ -6247,13 +6658,13 @@
       </w:r>
     </w:p>
     <w:bookmarkEnd w:id="33"/>
-    <w:bookmarkStart w:id="34" w:name="nfr-6-observability"/>
+    <w:bookmarkStart w:id="34" w:name="nfr-5-security"/>
     <w:p>
       <w:pPr>
         <w:pStyle w:val="Heading3"/>
       </w:pPr>
       <w:r>
-        <w:t xml:space="preserve">NFR-6 — Observability</w:t>
+        <w:t xml:space="preserve">NFR-5 — Security</w:t>
       </w:r>
     </w:p>
     <w:p>
@@ -6261,7 +6672,7 @@
         <w:pStyle w:val="FirstParagraph"/>
       </w:pPr>
       <w:r>
-        <w:t xml:space="preserve">Provides structured logging, metrics, distributed tracing, and health endpoints.</w:t>
+        <w:t xml:space="preserve">Enforces encryption, credential management, authentication, RBAC, and security auditing.</w:t>
       </w:r>
     </w:p>
     <w:tbl>
@@ -6342,19 +6753,19 @@
                 <w:bCs/>
                 <w:b/>
               </w:rPr>
-              <w:t xml:space="preserve">NFR-6.1</w:t>
-            </w:r>
-          </w:p>
-        </w:tc>
-        <w:tc>
-          <w:tcPr/>
-          <w:p>
-            <w:pPr>
-              <w:pStyle w:val="Compact"/>
-              <w:jc w:val="left"/>
-            </w:pPr>
-            <w:r>
-              <w:t xml:space="preserve">Emit structured JSON logs for every operation: correlation ID, subscription ID, resource ID, operation type, duration, outcome</w:t>
+              <w:t xml:space="preserve">NFR-5.1</w:t>
+            </w:r>
+          </w:p>
+        </w:tc>
+        <w:tc>
+          <w:tcPr/>
+          <w:p>
+            <w:pPr>
+              <w:pStyle w:val="Compact"/>
+              <w:jc w:val="left"/>
+            </w:pPr>
+            <w:r>
+              <w:t xml:space="preserve">All inter-component communication encrypted in transit (TLS 1.2 minimum, TLS 1.3 preferred)</w:t>
             </w:r>
           </w:p>
         </w:tc>
@@ -6378,46 +6789,244 @@
               <w:jc w:val="left"/>
             </w:pPr>
             <w:r>
+              <w:t xml:space="preserve">AKS default (TLS 1.3 on ingress); service-to-service mTLS via Istio</w:t>
+            </w:r>
+          </w:p>
+        </w:tc>
+      </w:tr>
+      <w:tr>
+        <w:tc>
+          <w:tcPr/>
+          <w:p>
+            <w:pPr>
+              <w:pStyle w:val="Compact"/>
+              <w:jc w:val="left"/>
+            </w:pPr>
+            <w:r>
+              <w:rPr>
+                <w:bCs/>
+                <w:b/>
+              </w:rPr>
+              <w:t xml:space="preserve">NFR-5.2</w:t>
+            </w:r>
+          </w:p>
+        </w:tc>
+        <w:tc>
+          <w:tcPr/>
+          <w:p>
+            <w:pPr>
+              <w:pStyle w:val="Compact"/>
+              <w:jc w:val="left"/>
+            </w:pPr>
+            <w:r>
+              <w:t xml:space="preserve">All secrets stored in Azure Key Vault; none in config files or env vars</w:t>
+            </w:r>
+          </w:p>
+        </w:tc>
+        <w:tc>
+          <w:tcPr/>
+          <w:p>
+            <w:pPr>
+              <w:pStyle w:val="Compact"/>
+              <w:jc w:val="left"/>
+            </w:pPr>
+            <w:r>
+              <w:t xml:space="preserve">✅ COVERED</w:t>
+            </w:r>
+          </w:p>
+        </w:tc>
+        <w:tc>
+          <w:tcPr/>
+          <w:p>
+            <w:pPr>
+              <w:pStyle w:val="Compact"/>
+              <w:jc w:val="left"/>
+            </w:pPr>
+            <w:r>
+              <w:t xml:space="preserve">Managed Identity for Key Vault auth; E01-S06; no secrets in Helm charts</w:t>
+            </w:r>
+          </w:p>
+        </w:tc>
+      </w:tr>
+      <w:tr>
+        <w:tc>
+          <w:tcPr/>
+          <w:p>
+            <w:pPr>
+              <w:pStyle w:val="Compact"/>
+              <w:jc w:val="left"/>
+            </w:pPr>
+            <w:r>
+              <w:rPr>
+                <w:bCs/>
+                <w:b/>
+              </w:rPr>
+              <w:t xml:space="preserve">NFR-5.3</w:t>
+            </w:r>
+          </w:p>
+        </w:tc>
+        <w:tc>
+          <w:tcPr/>
+          <w:p>
+            <w:pPr>
+              <w:pStyle w:val="Compact"/>
+              <w:jc w:val="left"/>
+            </w:pPr>
+            <w:r>
+              <w:t xml:space="preserve">Authenticate to ARM via Managed Identity (AKS) or Service Principal with certificate (cross-sub)</w:t>
+            </w:r>
+          </w:p>
+        </w:tc>
+        <w:tc>
+          <w:tcPr/>
+          <w:p>
+            <w:pPr>
+              <w:pStyle w:val="Compact"/>
+              <w:jc w:val="left"/>
+            </w:pPr>
+            <w:r>
+              <w:t xml:space="preserve">✅ COVERED</w:t>
+            </w:r>
+          </w:p>
+        </w:tc>
+        <w:tc>
+          <w:tcPr/>
+          <w:p>
+            <w:pPr>
+              <w:pStyle w:val="Compact"/>
+              <w:jc w:val="left"/>
+            </w:pPr>
+            <w:r>
+              <w:t xml:space="preserve">E01-S06; certificate rotation policy documented</w:t>
+            </w:r>
+          </w:p>
+        </w:tc>
+      </w:tr>
+      <w:tr>
+        <w:tc>
+          <w:tcPr/>
+          <w:p>
+            <w:pPr>
+              <w:pStyle w:val="Compact"/>
+              <w:jc w:val="left"/>
+            </w:pPr>
+            <w:r>
+              <w:rPr>
+                <w:bCs/>
+                <w:b/>
+              </w:rPr>
+              <w:t xml:space="preserve">NFR-5.4</w:t>
+            </w:r>
+          </w:p>
+        </w:tc>
+        <w:tc>
+          <w:tcPr/>
+          <w:p>
+            <w:pPr>
+              <w:pStyle w:val="Compact"/>
+              <w:jc w:val="left"/>
+            </w:pPr>
+            <w:r>
+              <w:t xml:space="preserve">Engine API requires Azure AD authentication via Bearer token (OAuth 2.0); all clients authenticate</w:t>
+            </w:r>
+          </w:p>
+        </w:tc>
+        <w:tc>
+          <w:tcPr/>
+          <w:p>
+            <w:pPr>
+              <w:pStyle w:val="Compact"/>
+              <w:jc w:val="left"/>
+            </w:pPr>
+            <w:r>
+              <w:t xml:space="preserve">✅ COVERED</w:t>
+            </w:r>
+          </w:p>
+        </w:tc>
+        <w:tc>
+          <w:tcPr/>
+          <w:p>
+            <w:pPr>
+              <w:pStyle w:val="Compact"/>
+              <w:jc w:val="left"/>
+            </w:pPr>
+            <w:r>
+              <w:t xml:space="preserve">APIM (API Gateway); AD token validation on every request</w:t>
+            </w:r>
+          </w:p>
+        </w:tc>
+      </w:tr>
+      <w:tr>
+        <w:tc>
+          <w:tcPr/>
+          <w:p>
+            <w:pPr>
+              <w:pStyle w:val="Compact"/>
+              <w:jc w:val="left"/>
+            </w:pPr>
+            <w:r>
+              <w:rPr>
+                <w:bCs/>
+                <w:b/>
+              </w:rPr>
+              <w:t xml:space="preserve">NFR-5.5</w:t>
+            </w:r>
+          </w:p>
+        </w:tc>
+        <w:tc>
+          <w:tcPr/>
+          <w:p>
+            <w:pPr>
+              <w:pStyle w:val="Compact"/>
+              <w:jc w:val="left"/>
+            </w:pPr>
+            <w:r>
+              <w:t xml:space="preserve">Engine-level RBAC: minimum role set</w:t>
+            </w:r>
+            <w:r>
+              <w:t xml:space="preserve"> </w:t>
+            </w:r>
+            <w:r>
               <w:rPr>
                 <w:rStyle w:val="VerbatimChar"/>
               </w:rPr>
-              <w:t xml:space="preserve">EPIC-11</w:t>
+              <w:t xml:space="preserve">CRG.Admin</w:t>
+            </w:r>
+            <w:r>
+              <w:t xml:space="preserve">,</w:t>
             </w:r>
             <w:r>
               <w:t xml:space="preserve"> </w:t>
             </w:r>
             <w:r>
-              <w:t xml:space="preserve">(Observability); E11-S01 (Structured Logging); Serilog JSON formatter</w:t>
-            </w:r>
-          </w:p>
-        </w:tc>
-      </w:tr>
-      <w:tr>
-        <w:tc>
-          <w:tcPr/>
-          <w:p>
-            <w:pPr>
-              <w:pStyle w:val="Compact"/>
-              <w:jc w:val="left"/>
-            </w:pPr>
-            <w:r>
-              <w:rPr>
-                <w:bCs/>
-                <w:b/>
-              </w:rPr>
-              <w:t xml:space="preserve">NFR-6.2</w:t>
-            </w:r>
-          </w:p>
-        </w:tc>
-        <w:tc>
-          <w:tcPr/>
-          <w:p>
-            <w:pPr>
-              <w:pStyle w:val="Compact"/>
-              <w:jc w:val="left"/>
-            </w:pPr>
-            <w:r>
-              <w:t xml:space="preserve">Emit metrics to Azure Monitor: API rate, error rate, reconciliation duration, ARM latency, quota %, CR %, DR buffer compliance</w:t>
+              <w:rPr>
+                <w:rStyle w:val="VerbatimChar"/>
+              </w:rPr>
+              <w:t xml:space="preserve">CRG.Operator</w:t>
+            </w:r>
+            <w:r>
+              <w:t xml:space="preserve">,</w:t>
+            </w:r>
+            <w:r>
+              <w:t xml:space="preserve"> </w:t>
+            </w:r>
+            <w:r>
+              <w:rPr>
+                <w:rStyle w:val="VerbatimChar"/>
+              </w:rPr>
+              <w:t xml:space="preserve">CRG.Reader</w:t>
+            </w:r>
+            <w:r>
+              <w:t xml:space="preserve">,</w:t>
+            </w:r>
+            <w:r>
+              <w:t xml:space="preserve"> </w:t>
+            </w:r>
+            <w:r>
+              <w:rPr>
+                <w:rStyle w:val="VerbatimChar"/>
+              </w:rPr>
+              <w:t xml:space="preserve">DR.Operator</w:t>
             </w:r>
           </w:p>
         </w:tc>
@@ -6441,52 +7050,37 @@
               <w:jc w:val="left"/>
             </w:pPr>
             <w:r>
-              <w:t xml:space="preserve">E11-S02 (Metrics); Prometheus scrape</w:t>
-            </w:r>
-            <w:r>
-              <w:t xml:space="preserve"> </w:t>
-            </w:r>
-            <w:r>
-              <w:rPr>
-                <w:rStyle w:val="VerbatimChar"/>
-              </w:rPr>
-              <w:t xml:space="preserve">/metrics</w:t>
-            </w:r>
-            <w:r>
-              <w:t xml:space="preserve"> </w:t>
-            </w:r>
-            <w:r>
-              <w:t xml:space="preserve">endpoint; Monitor dashboards</w:t>
-            </w:r>
-          </w:p>
-        </w:tc>
-      </w:tr>
-      <w:tr>
-        <w:tc>
-          <w:tcPr/>
-          <w:p>
-            <w:pPr>
-              <w:pStyle w:val="Compact"/>
-              <w:jc w:val="left"/>
-            </w:pPr>
-            <w:r>
-              <w:rPr>
-                <w:bCs/>
-                <w:b/>
-              </w:rPr>
-              <w:t xml:space="preserve">NFR-6.3</w:t>
-            </w:r>
-          </w:p>
-        </w:tc>
-        <w:tc>
-          <w:tcPr/>
-          <w:p>
-            <w:pPr>
-              <w:pStyle w:val="Compact"/>
-              <w:jc w:val="left"/>
-            </w:pPr>
-            <w:r>
-              <w:t xml:space="preserve">Distributed tracing (OpenTelemetry) across internal service boundaries and ARM API calls</w:t>
+              <w:t xml:space="preserve">Security &amp; RBAC guide; five least-privilege custom roles</w:t>
+            </w:r>
+          </w:p>
+        </w:tc>
+      </w:tr>
+      <w:tr>
+        <w:tc>
+          <w:tcPr/>
+          <w:p>
+            <w:pPr>
+              <w:pStyle w:val="Compact"/>
+              <w:jc w:val="left"/>
+            </w:pPr>
+            <w:r>
+              <w:rPr>
+                <w:bCs/>
+                <w:b/>
+              </w:rPr>
+              <w:t xml:space="preserve">NFR-5.6</w:t>
+            </w:r>
+          </w:p>
+        </w:tc>
+        <w:tc>
+          <w:tcPr/>
+          <w:p>
+            <w:pPr>
+              <w:pStyle w:val="Compact"/>
+              <w:jc w:val="left"/>
+            </w:pPr>
+            <w:r>
+              <w:t xml:space="preserve">Log all security events to dedicated security audit stream</w:t>
             </w:r>
           </w:p>
         </w:tc>
@@ -6510,91 +7104,7 @@
               <w:jc w:val="left"/>
             </w:pPr>
             <w:r>
-              <w:t xml:space="preserve">E11-S05 (Distributed Tracing); Application Insights integration</w:t>
-            </w:r>
-          </w:p>
-        </w:tc>
-      </w:tr>
-      <w:tr>
-        <w:tc>
-          <w:tcPr/>
-          <w:p>
-            <w:pPr>
-              <w:pStyle w:val="Compact"/>
-              <w:jc w:val="left"/>
-            </w:pPr>
-            <w:r>
-              <w:rPr>
-                <w:bCs/>
-                <w:b/>
-              </w:rPr>
-              <w:t xml:space="preserve">NFR-6.4</w:t>
-            </w:r>
-          </w:p>
-        </w:tc>
-        <w:tc>
-          <w:tcPr/>
-          <w:p>
-            <w:pPr>
-              <w:pStyle w:val="Compact"/>
-              <w:jc w:val="left"/>
-            </w:pPr>
-            <w:r>
-              <w:t xml:space="preserve">Expose</w:t>
-            </w:r>
-            <w:r>
-              <w:t xml:space="preserve"> </w:t>
-            </w:r>
-            <w:r>
-              <w:rPr>
-                <w:rStyle w:val="VerbatimChar"/>
-              </w:rPr>
-              <w:t xml:space="preserve">/health</w:t>
-            </w:r>
-            <w:r>
-              <w:t xml:space="preserve"> </w:t>
-            </w:r>
-            <w:r>
-              <w:t xml:space="preserve">endpoint (liveness/readiness) and</w:t>
-            </w:r>
-            <w:r>
-              <w:t xml:space="preserve"> </w:t>
-            </w:r>
-            <w:r>
-              <w:rPr>
-                <w:rStyle w:val="VerbatimChar"/>
-              </w:rPr>
-              <w:t xml:space="preserve">/metrics</w:t>
-            </w:r>
-            <w:r>
-              <w:t xml:space="preserve"> </w:t>
-            </w:r>
-            <w:r>
-              <w:t xml:space="preserve">endpoint (Prometheus format)</w:t>
-            </w:r>
-          </w:p>
-        </w:tc>
-        <w:tc>
-          <w:tcPr/>
-          <w:p>
-            <w:pPr>
-              <w:pStyle w:val="Compact"/>
-              <w:jc w:val="left"/>
-            </w:pPr>
-            <w:r>
-              <w:t xml:space="preserve">✅ COVERED</w:t>
-            </w:r>
-          </w:p>
-        </w:tc>
-        <w:tc>
-          <w:tcPr/>
-          <w:p>
-            <w:pPr>
-              <w:pStyle w:val="Compact"/>
-              <w:jc w:val="left"/>
-            </w:pPr>
-            <w:r>
-              <w:t xml:space="preserve">E01-S14 (Health Checks); used by AKS probes and monitoring</w:t>
+              <w:t xml:space="preserve">E11-S04 (Security Audit Stream); separate LogAnalytics table; SIEM integration ready</w:t>
             </w:r>
           </w:p>
         </w:tc>
@@ -6609,7 +7119,7 @@
           <w:bCs/>
           <w:b/>
         </w:rPr>
-        <w:t xml:space="preserve">NFR-6 Verdict:</w:t>
+        <w:t xml:space="preserve">NFR-5 Verdict:</w:t>
       </w:r>
       <w:r>
         <w:t xml:space="preserve"> </w:t>
@@ -6625,7 +7135,7 @@
           <w:bCs/>
           <w:b/>
         </w:rPr>
-        <w:t xml:space="preserve">4/4 covered — Fully Implemented</w:t>
+        <w:t xml:space="preserve">6/6 covered — Fully Implemented</w:t>
       </w:r>
     </w:p>
     <w:p>
@@ -6636,13 +7146,13 @@
       </w:r>
     </w:p>
     <w:bookmarkEnd w:id="34"/>
-    <w:bookmarkStart w:id="35" w:name="nfr-7-compliance-and-governance"/>
+    <w:bookmarkStart w:id="35" w:name="nfr-6-observability"/>
     <w:p>
       <w:pPr>
         <w:pStyle w:val="Heading3"/>
       </w:pPr>
       <w:r>
-        <w:t xml:space="preserve">NFR-7 — Compliance and Governance</w:t>
+        <w:t xml:space="preserve">NFR-6 — Observability</w:t>
       </w:r>
     </w:p>
     <w:p>
@@ -6650,7 +7160,7 @@
         <w:pStyle w:val="FirstParagraph"/>
       </w:pPr>
       <w:r>
-        <w:t xml:space="preserve">Supports sovereign clouds, data residency, and Azure Policy integration.</w:t>
+        <w:t xml:space="preserve">Provides structured logging, metrics, distributed tracing, and health endpoints.</w:t>
       </w:r>
     </w:p>
     <w:tbl>
@@ -6731,73 +7241,19 @@
                 <w:bCs/>
                 <w:b/>
               </w:rPr>
-              <w:t xml:space="preserve">NFR-7.1</w:t>
-            </w:r>
-          </w:p>
-        </w:tc>
-        <w:tc>
-          <w:tcPr/>
-          <w:p>
-            <w:pPr>
-              <w:pStyle w:val="Compact"/>
-              <w:jc w:val="left"/>
-            </w:pPr>
-            <w:r>
-              <w:t xml:space="preserve">Deployable in Azure sovereign clouds (Government, China) subject to API availability</w:t>
-            </w:r>
-          </w:p>
-        </w:tc>
-        <w:tc>
-          <w:tcPr/>
-          <w:p>
-            <w:pPr>
-              <w:pStyle w:val="Compact"/>
-              <w:jc w:val="left"/>
-            </w:pPr>
-            <w:r>
-              <w:t xml:space="preserve">🔶 PARTIALLY COVERED</w:t>
-            </w:r>
-          </w:p>
-        </w:tc>
-        <w:tc>
-          <w:tcPr/>
-          <w:p>
-            <w:pPr>
-              <w:pStyle w:val="Compact"/>
-              <w:jc w:val="left"/>
-            </w:pPr>
-            <w:r>
-              <w:t xml:space="preserve">Out-of-scope v1.0; no backlog story; deferred to post-MVP</w:t>
-            </w:r>
-          </w:p>
-        </w:tc>
-      </w:tr>
-      <w:tr>
-        <w:tc>
-          <w:tcPr/>
-          <w:p>
-            <w:pPr>
-              <w:pStyle w:val="Compact"/>
-              <w:jc w:val="left"/>
-            </w:pPr>
-            <w:r>
-              <w:rPr>
-                <w:bCs/>
-                <w:b/>
-              </w:rPr>
-              <w:t xml:space="preserve">NFR-7.2</w:t>
-            </w:r>
-          </w:p>
-        </w:tc>
-        <w:tc>
-          <w:tcPr/>
-          <w:p>
-            <w:pPr>
-              <w:pStyle w:val="Compact"/>
-              <w:jc w:val="left"/>
-            </w:pPr>
-            <w:r>
-              <w:t xml:space="preserve">All data stored by engine remains within designated region pair; no transmission to external services</w:t>
+              <w:t xml:space="preserve">NFR-6.1</w:t>
+            </w:r>
+          </w:p>
+        </w:tc>
+        <w:tc>
+          <w:tcPr/>
+          <w:p>
+            <w:pPr>
+              <w:pStyle w:val="Compact"/>
+              <w:jc w:val="left"/>
+            </w:pPr>
+            <w:r>
+              <w:t xml:space="preserve">Emit structured JSON logs for every operation: correlation ID, subscription ID, resource ID, operation type, duration, outcome</w:t>
             </w:r>
           </w:p>
         </w:tc>
@@ -6821,37 +7277,46 @@
               <w:jc w:val="left"/>
             </w:pPr>
             <w:r>
-              <w:t xml:space="preserve">Cosmos DB multi-region (ZRS → async replication only); no external calls</w:t>
-            </w:r>
-          </w:p>
-        </w:tc>
-      </w:tr>
-      <w:tr>
-        <w:tc>
-          <w:tcPr/>
-          <w:p>
-            <w:pPr>
-              <w:pStyle w:val="Compact"/>
-              <w:jc w:val="left"/>
-            </w:pPr>
-            <w:r>
-              <w:rPr>
-                <w:bCs/>
-                <w:b/>
-              </w:rPr>
-              <w:t xml:space="preserve">NFR-7.3</w:t>
-            </w:r>
-          </w:p>
-        </w:tc>
-        <w:tc>
-          <w:tcPr/>
-          <w:p>
-            <w:pPr>
-              <w:pStyle w:val="Compact"/>
-              <w:jc w:val="left"/>
-            </w:pPr>
-            <w:r>
-              <w:t xml:space="preserve">Support Azure Policy integration: placement/sharing decisions evaluated against applicable policies before execution</w:t>
+              <w:rPr>
+                <w:rStyle w:val="VerbatimChar"/>
+              </w:rPr>
+              <w:t xml:space="preserve">EPIC-11</w:t>
+            </w:r>
+            <w:r>
+              <w:t xml:space="preserve"> </w:t>
+            </w:r>
+            <w:r>
+              <w:t xml:space="preserve">(Observability); E11-S01 (Structured Logging); Serilog JSON formatter</w:t>
+            </w:r>
+          </w:p>
+        </w:tc>
+      </w:tr>
+      <w:tr>
+        <w:tc>
+          <w:tcPr/>
+          <w:p>
+            <w:pPr>
+              <w:pStyle w:val="Compact"/>
+              <w:jc w:val="left"/>
+            </w:pPr>
+            <w:r>
+              <w:rPr>
+                <w:bCs/>
+                <w:b/>
+              </w:rPr>
+              <w:t xml:space="preserve">NFR-6.2</w:t>
+            </w:r>
+          </w:p>
+        </w:tc>
+        <w:tc>
+          <w:tcPr/>
+          <w:p>
+            <w:pPr>
+              <w:pStyle w:val="Compact"/>
+              <w:jc w:val="left"/>
+            </w:pPr>
+            <w:r>
+              <w:t xml:space="preserve">Emit metrics to Azure Monitor: API rate, error rate, reconciliation duration, ARM latency, quota %, CR %, DR buffer compliance</w:t>
             </w:r>
           </w:p>
         </w:tc>
@@ -6875,7 +7340,160 @@
               <w:jc w:val="left"/>
             </w:pPr>
             <w:r>
-              <w:t xml:space="preserve">E08-S07 (Policy Integration); PlacementPolicy rule DAG supports exclusions</w:t>
+              <w:t xml:space="preserve">E11-S02 (Metrics); Prometheus scrape</w:t>
+            </w:r>
+            <w:r>
+              <w:t xml:space="preserve"> </w:t>
+            </w:r>
+            <w:r>
+              <w:rPr>
+                <w:rStyle w:val="VerbatimChar"/>
+              </w:rPr>
+              <w:t xml:space="preserve">/metrics</w:t>
+            </w:r>
+            <w:r>
+              <w:t xml:space="preserve"> </w:t>
+            </w:r>
+            <w:r>
+              <w:t xml:space="preserve">endpoint; Monitor dashboards</w:t>
+            </w:r>
+          </w:p>
+        </w:tc>
+      </w:tr>
+      <w:tr>
+        <w:tc>
+          <w:tcPr/>
+          <w:p>
+            <w:pPr>
+              <w:pStyle w:val="Compact"/>
+              <w:jc w:val="left"/>
+            </w:pPr>
+            <w:r>
+              <w:rPr>
+                <w:bCs/>
+                <w:b/>
+              </w:rPr>
+              <w:t xml:space="preserve">NFR-6.3</w:t>
+            </w:r>
+          </w:p>
+        </w:tc>
+        <w:tc>
+          <w:tcPr/>
+          <w:p>
+            <w:pPr>
+              <w:pStyle w:val="Compact"/>
+              <w:jc w:val="left"/>
+            </w:pPr>
+            <w:r>
+              <w:t xml:space="preserve">Distributed tracing (OpenTelemetry) across internal service boundaries and ARM API calls</w:t>
+            </w:r>
+          </w:p>
+        </w:tc>
+        <w:tc>
+          <w:tcPr/>
+          <w:p>
+            <w:pPr>
+              <w:pStyle w:val="Compact"/>
+              <w:jc w:val="left"/>
+            </w:pPr>
+            <w:r>
+              <w:t xml:space="preserve">✅ COVERED</w:t>
+            </w:r>
+          </w:p>
+        </w:tc>
+        <w:tc>
+          <w:tcPr/>
+          <w:p>
+            <w:pPr>
+              <w:pStyle w:val="Compact"/>
+              <w:jc w:val="left"/>
+            </w:pPr>
+            <w:r>
+              <w:t xml:space="preserve">E11-S05 (Distributed Tracing); Application Insights integration</w:t>
+            </w:r>
+          </w:p>
+        </w:tc>
+      </w:tr>
+      <w:tr>
+        <w:tc>
+          <w:tcPr/>
+          <w:p>
+            <w:pPr>
+              <w:pStyle w:val="Compact"/>
+              <w:jc w:val="left"/>
+            </w:pPr>
+            <w:r>
+              <w:rPr>
+                <w:bCs/>
+                <w:b/>
+              </w:rPr>
+              <w:t xml:space="preserve">NFR-6.4</w:t>
+            </w:r>
+          </w:p>
+        </w:tc>
+        <w:tc>
+          <w:tcPr/>
+          <w:p>
+            <w:pPr>
+              <w:pStyle w:val="Compact"/>
+              <w:jc w:val="left"/>
+            </w:pPr>
+            <w:r>
+              <w:t xml:space="preserve">Expose</w:t>
+            </w:r>
+            <w:r>
+              <w:t xml:space="preserve"> </w:t>
+            </w:r>
+            <w:r>
+              <w:rPr>
+                <w:rStyle w:val="VerbatimChar"/>
+              </w:rPr>
+              <w:t xml:space="preserve">/health</w:t>
+            </w:r>
+            <w:r>
+              <w:t xml:space="preserve"> </w:t>
+            </w:r>
+            <w:r>
+              <w:t xml:space="preserve">endpoint (liveness/readiness) and</w:t>
+            </w:r>
+            <w:r>
+              <w:t xml:space="preserve"> </w:t>
+            </w:r>
+            <w:r>
+              <w:rPr>
+                <w:rStyle w:val="VerbatimChar"/>
+              </w:rPr>
+              <w:t xml:space="preserve">/metrics</w:t>
+            </w:r>
+            <w:r>
+              <w:t xml:space="preserve"> </w:t>
+            </w:r>
+            <w:r>
+              <w:t xml:space="preserve">endpoint (Prometheus format)</w:t>
+            </w:r>
+          </w:p>
+        </w:tc>
+        <w:tc>
+          <w:tcPr/>
+          <w:p>
+            <w:pPr>
+              <w:pStyle w:val="Compact"/>
+              <w:jc w:val="left"/>
+            </w:pPr>
+            <w:r>
+              <w:t xml:space="preserve">✅ COVERED</w:t>
+            </w:r>
+          </w:p>
+        </w:tc>
+        <w:tc>
+          <w:tcPr/>
+          <w:p>
+            <w:pPr>
+              <w:pStyle w:val="Compact"/>
+              <w:jc w:val="left"/>
+            </w:pPr>
+            <w:r>
+              <w:t xml:space="preserve">E01-S14 (Health Checks); used by AKS probes and monitoring</w:t>
             </w:r>
           </w:p>
         </w:tc>
@@ -6890,6 +7508,287 @@
           <w:bCs/>
           <w:b/>
         </w:rPr>
+        <w:t xml:space="preserve">NFR-6 Verdict:</w:t>
+      </w:r>
+      <w:r>
+        <w:t xml:space="preserve"> </w:t>
+      </w:r>
+      <w:r>
+        <w:t xml:space="preserve">✅</w:t>
+      </w:r>
+      <w:r>
+        <w:t xml:space="preserve"> </w:t>
+      </w:r>
+      <w:r>
+        <w:rPr>
+          <w:bCs/>
+          <w:b/>
+        </w:rPr>
+        <w:t xml:space="preserve">4/4 covered — Fully Implemented</w:t>
+      </w:r>
+    </w:p>
+    <w:p>
+      <w:r>
+        <w:pict>
+          <v:rect style="width:0;height:1.5pt" o:hralign="center" o:hrstd="t" o:hr="t"/>
+        </w:pict>
+      </w:r>
+    </w:p>
+    <w:bookmarkEnd w:id="35"/>
+    <w:bookmarkStart w:id="36" w:name="nfr-7-compliance-and-governance"/>
+    <w:p>
+      <w:pPr>
+        <w:pStyle w:val="Heading3"/>
+      </w:pPr>
+      <w:r>
+        <w:t xml:space="preserve">NFR-7 — Compliance and Governance</w:t>
+      </w:r>
+    </w:p>
+    <w:p>
+      <w:pPr>
+        <w:pStyle w:val="FirstParagraph"/>
+      </w:pPr>
+      <w:r>
+        <w:t xml:space="preserve">Supports sovereign clouds, data residency, and Azure Policy integration.</w:t>
+      </w:r>
+    </w:p>
+    <w:tbl>
+      <w:tblPr>
+        <w:tblStyle w:val="Table"/>
+        <w:tblW w:type="pct" w:w="5000"/>
+        <w:tblLook w:firstRow="1" w:lastRow="0" w:firstColumn="0" w:lastColumn="0" w:noHBand="0" w:noVBand="0" w:val="0020"/>
+      </w:tblPr>
+      <w:tblGrid>
+        <w:gridCol w:w="1980"/>
+        <w:gridCol w:w="1980"/>
+        <w:gridCol w:w="1980"/>
+        <w:gridCol w:w="1980"/>
+      </w:tblGrid>
+      <w:tr>
+        <w:trPr>
+          <w:tblHeader w:val="true"/>
+        </w:trPr>
+        <w:tc>
+          <w:tcPr/>
+          <w:p>
+            <w:pPr>
+              <w:pStyle w:val="Compact"/>
+              <w:jc w:val="left"/>
+            </w:pPr>
+            <w:r>
+              <w:t xml:space="preserve">ID</w:t>
+            </w:r>
+          </w:p>
+        </w:tc>
+        <w:tc>
+          <w:tcPr/>
+          <w:p>
+            <w:pPr>
+              <w:pStyle w:val="Compact"/>
+              <w:jc w:val="left"/>
+            </w:pPr>
+            <w:r>
+              <w:t xml:space="preserve">Requirement</w:t>
+            </w:r>
+          </w:p>
+        </w:tc>
+        <w:tc>
+          <w:tcPr/>
+          <w:p>
+            <w:pPr>
+              <w:pStyle w:val="Compact"/>
+              <w:jc w:val="left"/>
+            </w:pPr>
+            <w:r>
+              <w:t xml:space="preserve">Coverage</w:t>
+            </w:r>
+          </w:p>
+        </w:tc>
+        <w:tc>
+          <w:tcPr/>
+          <w:p>
+            <w:pPr>
+              <w:pStyle w:val="Compact"/>
+              <w:jc w:val="left"/>
+            </w:pPr>
+            <w:r>
+              <w:t xml:space="preserve">Implementation</w:t>
+            </w:r>
+          </w:p>
+        </w:tc>
+      </w:tr>
+      <w:tr>
+        <w:tc>
+          <w:tcPr/>
+          <w:p>
+            <w:pPr>
+              <w:pStyle w:val="Compact"/>
+              <w:jc w:val="left"/>
+            </w:pPr>
+            <w:r>
+              <w:rPr>
+                <w:bCs/>
+                <w:b/>
+              </w:rPr>
+              <w:t xml:space="preserve">NFR-7.1</w:t>
+            </w:r>
+          </w:p>
+        </w:tc>
+        <w:tc>
+          <w:tcPr/>
+          <w:p>
+            <w:pPr>
+              <w:pStyle w:val="Compact"/>
+              <w:jc w:val="left"/>
+            </w:pPr>
+            <w:r>
+              <w:t xml:space="preserve">Deployable in Azure sovereign clouds (Government, China) subject to API availability</w:t>
+            </w:r>
+          </w:p>
+        </w:tc>
+        <w:tc>
+          <w:tcPr/>
+          <w:p>
+            <w:pPr>
+              <w:pStyle w:val="Compact"/>
+              <w:jc w:val="left"/>
+            </w:pPr>
+            <w:r>
+              <w:t xml:space="preserve">🔶 PARTIALLY COVERED</w:t>
+            </w:r>
+          </w:p>
+        </w:tc>
+        <w:tc>
+          <w:tcPr/>
+          <w:p>
+            <w:pPr>
+              <w:pStyle w:val="Compact"/>
+              <w:jc w:val="left"/>
+            </w:pPr>
+            <w:r>
+              <w:t xml:space="preserve">Out-of-scope v1.0; no backlog story; deferred to post-MVP</w:t>
+            </w:r>
+          </w:p>
+        </w:tc>
+      </w:tr>
+      <w:tr>
+        <w:tc>
+          <w:tcPr/>
+          <w:p>
+            <w:pPr>
+              <w:pStyle w:val="Compact"/>
+              <w:jc w:val="left"/>
+            </w:pPr>
+            <w:r>
+              <w:rPr>
+                <w:bCs/>
+                <w:b/>
+              </w:rPr>
+              <w:t xml:space="preserve">NFR-7.2</w:t>
+            </w:r>
+          </w:p>
+        </w:tc>
+        <w:tc>
+          <w:tcPr/>
+          <w:p>
+            <w:pPr>
+              <w:pStyle w:val="Compact"/>
+              <w:jc w:val="left"/>
+            </w:pPr>
+            <w:r>
+              <w:t xml:space="preserve">All data stored by engine remains within designated region pair; no transmission to external services</w:t>
+            </w:r>
+          </w:p>
+        </w:tc>
+        <w:tc>
+          <w:tcPr/>
+          <w:p>
+            <w:pPr>
+              <w:pStyle w:val="Compact"/>
+              <w:jc w:val="left"/>
+            </w:pPr>
+            <w:r>
+              <w:t xml:space="preserve">✅ COVERED</w:t>
+            </w:r>
+          </w:p>
+        </w:tc>
+        <w:tc>
+          <w:tcPr/>
+          <w:p>
+            <w:pPr>
+              <w:pStyle w:val="Compact"/>
+              <w:jc w:val="left"/>
+            </w:pPr>
+            <w:r>
+              <w:t xml:space="preserve">Cosmos DB multi-region (ZRS → async replication only); no external calls</w:t>
+            </w:r>
+          </w:p>
+        </w:tc>
+      </w:tr>
+      <w:tr>
+        <w:tc>
+          <w:tcPr/>
+          <w:p>
+            <w:pPr>
+              <w:pStyle w:val="Compact"/>
+              <w:jc w:val="left"/>
+            </w:pPr>
+            <w:r>
+              <w:rPr>
+                <w:bCs/>
+                <w:b/>
+              </w:rPr>
+              <w:t xml:space="preserve">NFR-7.3</w:t>
+            </w:r>
+          </w:p>
+        </w:tc>
+        <w:tc>
+          <w:tcPr/>
+          <w:p>
+            <w:pPr>
+              <w:pStyle w:val="Compact"/>
+              <w:jc w:val="left"/>
+            </w:pPr>
+            <w:r>
+              <w:t xml:space="preserve">Support Azure Policy integration: placement/sharing decisions evaluated against applicable policies before execution</w:t>
+            </w:r>
+          </w:p>
+        </w:tc>
+        <w:tc>
+          <w:tcPr/>
+          <w:p>
+            <w:pPr>
+              <w:pStyle w:val="Compact"/>
+              <w:jc w:val="left"/>
+            </w:pPr>
+            <w:r>
+              <w:t xml:space="preserve">✅ COVERED</w:t>
+            </w:r>
+          </w:p>
+        </w:tc>
+        <w:tc>
+          <w:tcPr/>
+          <w:p>
+            <w:pPr>
+              <w:pStyle w:val="Compact"/>
+              <w:jc w:val="left"/>
+            </w:pPr>
+            <w:r>
+              <w:t xml:space="preserve">E08-S07 (Policy Integration); PlacementPolicy rule DAG supports exclusions</w:t>
+            </w:r>
+          </w:p>
+        </w:tc>
+      </w:tr>
+    </w:tbl>
+    <w:p>
+      <w:pPr>
+        <w:pStyle w:val="BodyText"/>
+      </w:pPr>
+      <w:r>
+        <w:rPr>
+          <w:bCs/>
+          <w:b/>
+        </w:rPr>
         <w:t xml:space="preserve">NFR-7 Verdict:</w:t>
       </w:r>
       <w:r>
@@ -6922,9 +7821,9 @@
         </w:pict>
       </w:r>
     </w:p>
-    <w:bookmarkEnd w:id="35"/>
     <w:bookmarkEnd w:id="36"/>
-    <w:bookmarkStart w:id="39" w:name="X1b3b8937f0357bf40e85e05c69ab9f25e2a6e09"/>
+    <w:bookmarkEnd w:id="37"/>
+    <w:bookmarkStart w:id="40" w:name="X1b3b8937f0357bf40e85e05c69ab9f25e2a6e09"/>
     <w:p>
       <w:pPr>
         <w:pStyle w:val="Heading2"/>
@@ -6933,7 +7832,7 @@
         <w:t xml:space="preserve">Part 3 — Placement &amp; Lifecycle Requirements (R1–R8, NFR-R1–R3)</w:t>
       </w:r>
     </w:p>
-    <w:bookmarkStart w:id="37" w:name="regional-placement-requirements-r1r8"/>
+    <w:bookmarkStart w:id="38" w:name="regional-placement-requirements-r1r8"/>
     <w:p>
       <w:pPr>
         <w:pStyle w:val="Heading3"/>
@@ -7404,8 +8303,8 @@
         </w:pict>
       </w:r>
     </w:p>
-    <w:bookmarkEnd w:id="37"/>
-    <w:bookmarkStart w:id="38" w:name="X423b2ace4ad5b1cde5e1de653b5ba8f02c51e2e"/>
+    <w:bookmarkEnd w:id="38"/>
+    <w:bookmarkStart w:id="39" w:name="X423b2ace4ad5b1cde5e1de653b5ba8f02c51e2e"/>
     <w:p>
       <w:pPr>
         <w:pStyle w:val="Heading3"/>
@@ -7628,9 +8527,9 @@
         </w:pict>
       </w:r>
     </w:p>
-    <w:bookmarkEnd w:id="38"/>
     <w:bookmarkEnd w:id="39"/>
-    <w:bookmarkStart w:id="43" w:name="X499635dd01b876ac5e0c52ef331b81cefb88fb7"/>
+    <w:bookmarkEnd w:id="40"/>
+    <w:bookmarkStart w:id="44" w:name="X499635dd01b876ac5e0c52ef331b81cefb88fb7"/>
     <w:p>
       <w:pPr>
         <w:pStyle w:val="Heading2"/>
@@ -7639,7 +8538,7 @@
         <w:t xml:space="preserve">Part 4 — Must / Should / Could Classification (Phase Priority)</w:t>
       </w:r>
     </w:p>
-    <w:bookmarkStart w:id="40" w:name="must-phase-1-blocking-for-pilot-entry"/>
+    <w:bookmarkStart w:id="41" w:name="must-phase-1-blocking-for-pilot-entry"/>
     <w:p>
       <w:pPr>
         <w:pStyle w:val="Heading3"/>
@@ -7810,8 +8709,8 @@
         </w:pict>
       </w:r>
     </w:p>
-    <w:bookmarkEnd w:id="40"/>
-    <w:bookmarkStart w:id="41" w:name="X47e440d7788cc163dbf48cbd7543a8dcef1c9bf"/>
+    <w:bookmarkEnd w:id="41"/>
+    <w:bookmarkStart w:id="42" w:name="X47e440d7788cc163dbf48cbd7543a8dcef1c9bf"/>
     <w:p>
       <w:pPr>
         <w:pStyle w:val="Heading3"/>
@@ -7919,8 +8818,8 @@
         </w:pict>
       </w:r>
     </w:p>
-    <w:bookmarkEnd w:id="41"/>
-    <w:bookmarkStart w:id="42" w:name="Xd49333254725fe61d7b0d85401d03437df80d1f"/>
+    <w:bookmarkEnd w:id="42"/>
+    <w:bookmarkStart w:id="43" w:name="Xd49333254725fe61d7b0d85401d03437df80d1f"/>
     <w:p>
       <w:pPr>
         <w:pStyle w:val="Heading3"/>
@@ -8010,9 +8909,9 @@
         </w:pict>
       </w:r>
     </w:p>
-    <w:bookmarkEnd w:id="42"/>
     <w:bookmarkEnd w:id="43"/>
-    <w:bookmarkStart w:id="44" w:name="part-5-coverage-summary"/>
+    <w:bookmarkEnd w:id="44"/>
+    <w:bookmarkStart w:id="45" w:name="part-5-coverage-summary"/>
     <w:p>
       <w:pPr>
         <w:pStyle w:val="Heading2"/>
@@ -8514,8 +9413,8 @@
         </w:pict>
       </w:r>
     </w:p>
-    <w:bookmarkEnd w:id="44"/>
-    <w:bookmarkStart w:id="45" w:name="part-6-critical-poc-blockers"/>
+    <w:bookmarkEnd w:id="45"/>
+    <w:bookmarkStart w:id="46" w:name="part-6-critical-poc-blockers"/>
     <w:p>
       <w:pPr>
         <w:pStyle w:val="Heading2"/>
@@ -8731,8 +9630,8 @@
         <w:t xml:space="preserve">— Phase 1 Must items complete; Phase 2 Should items designed; Critical blockers B-1/B-2 have clear POC gates.</w:t>
       </w:r>
     </w:p>
-    <w:bookmarkEnd w:id="45"/>
     <w:bookmarkEnd w:id="46"/>
+    <w:bookmarkEnd w:id="47"/>
     <w:sectPr/>
   </w:body>
 </w:document>
